--- a/Operator_Guides/05_Hadoop_BDH_Connector_Guide.docx
+++ b/Operator_Guides/05_Hadoop_BDH_Connector_Guide.docx
@@ -155,7 +155,7 @@
                 <w:color w:val="202020"/>
                 <w:sz w:val="20"/>
               </w:rPr>
-              <w:t>1.0</w:t>
+              <w:t>1.1</w:t>
             </w:r>
           </w:p>
         </w:tc>
@@ -187,7 +187,7 @@
                 <w:color w:val="202020"/>
                 <w:sz w:val="20"/>
               </w:rPr>
-              <w:t>18 July 2026</w:t>
+              <w:t>18 July 2026 (bank-grade hardening release)</w:t>
             </w:r>
           </w:p>
         </w:tc>
@@ -912,6 +912,639 @@
         </w:rPr>
         <w:t>.</w:t>
       </w:r>
+    </w:p>
+    <w:p>
+      <w:pPr>
+        <w:pStyle w:val="Heading2"/>
+      </w:pPr>
+      <w:r>
+        <w:rPr>
+          <w:color w:val="2E5496"/>
+        </w:rPr>
+        <w:t>1.3 What changed in this release — safe defaults</w:t>
+      </w:r>
+    </w:p>
+    <w:tbl>
+      <w:tblPr>
+        <w:tblW w:type="auto" w:w="0"/>
+        <w:tblLayout w:type="fixed"/>
+        <w:tblLook w:firstColumn="1" w:firstRow="1" w:lastColumn="0" w:lastRow="0" w:noHBand="0" w:noVBand="1" w:val="04A0"/>
+      </w:tblPr>
+      <w:tblGrid>
+        <w:gridCol w:w="9360"/>
+      </w:tblGrid>
+      <w:tr>
+        <w:tc>
+          <w:tcPr>
+            <w:tcW w:type="dxa" w:w="9360"/>
+            <w:shd w:val="clear" w:color="auto" w:fill="EAF0FA"/>
+            <w:tcBorders>
+              <w:top w:val="single" w:sz="4" w:space="0" w:color="2E5496"/>
+              <w:left w:val="single" w:sz="24" w:space="0" w:color="2E5496"/>
+              <w:bottom w:val="single" w:sz="4" w:space="0" w:color="2E5496"/>
+              <w:right w:val="single" w:sz="4" w:space="0" w:color="2E5496"/>
+            </w:tcBorders>
+          </w:tcPr>
+          <w:p>
+            <w:r>
+              <w:rPr>
+                <w:b/>
+                <w:color w:val="2E5496"/>
+              </w:rPr>
+              <w:t xml:space="preserve">Note: </w:t>
+            </w:r>
+            <w:r>
+              <w:rPr>
+                <w:color w:val="202020"/>
+                <w:sz w:val="20"/>
+              </w:rPr>
+              <w:t xml:space="preserve">This is the </w:t>
+            </w:r>
+            <w:r>
+              <w:rPr>
+                <w:b/>
+                <w:color w:val="202020"/>
+                <w:sz w:val="20"/>
+              </w:rPr>
+              <w:t>version 1.1 bank-grade hardening release</w:t>
+            </w:r>
+            <w:r>
+              <w:rPr>
+                <w:color w:val="202020"/>
+                <w:sz w:val="20"/>
+              </w:rPr>
+              <w:t>. Most of the changes below are safer DEFAULTS that take effect automatically when you upgrade — no action needed — plus a few opt-in governance controls. The connector's signature behaviour is unchanged: filter-first crawling, the fail-closed scale guard, and the dt-watermark overlap all work exactly as before.</w:t>
+            </w:r>
+          </w:p>
+        </w:tc>
+      </w:tr>
+    </w:tbl>
+    <w:p>
+      <w:pPr>
+        <w:spacing w:after="40"/>
+      </w:pPr>
+    </w:p>
+    <w:p>
+      <w:pPr>
+        <w:spacing w:after="120"/>
+      </w:pPr>
+      <w:r>
+        <w:rPr>
+          <w:color w:val="202020"/>
+        </w:rPr>
+        <w:t>The behaviour-changing default flips for this connector:</w:t>
+      </w:r>
+    </w:p>
+    <w:p>
+      <w:pPr>
+        <w:pStyle w:val="ListBullet"/>
+        <w:spacing w:after="40"/>
+      </w:pPr>
+      <w:r>
+        <w:rPr>
+          <w:b/>
+          <w:color w:val="202020"/>
+        </w:rPr>
+        <w:t>Dead-letter payloads are now redacted by default.</w:t>
+      </w:r>
+      <w:r>
+        <w:rPr>
+          <w:color w:val="202020"/>
+        </w:rPr>
+        <w:t xml:space="preserve"> </w:t>
+      </w:r>
+      <w:r>
+        <w:rPr>
+          <w:rFonts w:ascii="Consolas" w:hAnsi="Consolas"/>
+          <w:color w:val="202020"/>
+          <w:sz w:val="19"/>
+        </w:rPr>
+        <w:t>DEADLETTER_PAYLOAD_MODE</w:t>
+      </w:r>
+      <w:r>
+        <w:rPr>
+          <w:color w:val="202020"/>
+        </w:rPr>
+        <w:t xml:space="preserve"> defaults to </w:t>
+      </w:r>
+      <w:r>
+        <w:rPr>
+          <w:rFonts w:ascii="Consolas" w:hAnsi="Consolas"/>
+          <w:color w:val="202020"/>
+          <w:sz w:val="19"/>
+        </w:rPr>
+        <w:t>redacted</w:t>
+      </w:r>
+      <w:r>
+        <w:rPr>
+          <w:color w:val="202020"/>
+        </w:rPr>
+        <w:t xml:space="preserve"> (was </w:t>
+      </w:r>
+      <w:r>
+        <w:rPr>
+          <w:rFonts w:ascii="Consolas" w:hAnsi="Consolas"/>
+          <w:color w:val="202020"/>
+          <w:sz w:val="19"/>
+        </w:rPr>
+        <w:t>full</w:t>
+      </w:r>
+      <w:r>
+        <w:rPr>
+          <w:color w:val="202020"/>
+        </w:rPr>
+        <w:t xml:space="preserve">): raw record values and PII no longer land in the dead-letter queue unless you explicitly set </w:t>
+      </w:r>
+      <w:r>
+        <w:rPr>
+          <w:rFonts w:ascii="Consolas" w:hAnsi="Consolas"/>
+          <w:color w:val="202020"/>
+          <w:sz w:val="19"/>
+        </w:rPr>
+        <w:t>full</w:t>
+      </w:r>
+      <w:r>
+        <w:rPr>
+          <w:color w:val="202020"/>
+        </w:rPr>
+        <w:t xml:space="preserve">. A typo in this setting now </w:t>
+      </w:r>
+      <w:r>
+        <w:rPr>
+          <w:b/>
+          <w:color w:val="202020"/>
+        </w:rPr>
+        <w:t>fails fast at config load</w:t>
+      </w:r>
+      <w:r>
+        <w:rPr>
+          <w:color w:val="202020"/>
+        </w:rPr>
+        <w:t xml:space="preserve"> instead of silently falling back to redacting (</w:t>
+      </w:r>
+      <w:r>
+        <w:rPr>
+          <w:b/>
+          <w:color w:val="202020"/>
+        </w:rPr>
+        <w:t>Section 14.9</w:t>
+      </w:r>
+      <w:r>
+        <w:rPr>
+          <w:color w:val="202020"/>
+        </w:rPr>
+        <w:t>).</w:t>
+      </w:r>
+    </w:p>
+    <w:p>
+      <w:pPr>
+        <w:pStyle w:val="ListBullet"/>
+        <w:spacing w:after="40"/>
+      </w:pPr>
+      <w:r>
+        <w:rPr>
+          <w:b/>
+          <w:color w:val="202020"/>
+        </w:rPr>
+        <w:t>Identity sync now runs on incremental crawls too.</w:t>
+      </w:r>
+      <w:r>
+        <w:rPr>
+          <w:color w:val="202020"/>
+        </w:rPr>
+        <w:t xml:space="preserve"> </w:t>
+      </w:r>
+      <w:r>
+        <w:rPr>
+          <w:rFonts w:ascii="Consolas" w:hAnsi="Consolas"/>
+          <w:color w:val="202020"/>
+          <w:sz w:val="19"/>
+        </w:rPr>
+        <w:t>IDENTITY_SYNC_ON_INCREMENTAL</w:t>
+      </w:r>
+      <w:r>
+        <w:rPr>
+          <w:color w:val="202020"/>
+        </w:rPr>
+        <w:t xml:space="preserve"> defaults to </w:t>
+      </w:r>
+      <w:r>
+        <w:rPr>
+          <w:rFonts w:ascii="Consolas" w:hAnsi="Consolas"/>
+          <w:color w:val="202020"/>
+          <w:sz w:val="19"/>
+        </w:rPr>
+        <w:t>true</w:t>
+      </w:r>
+      <w:r>
+        <w:rPr>
+          <w:color w:val="202020"/>
+        </w:rPr>
+        <w:t xml:space="preserve"> (was </w:t>
+      </w:r>
+      <w:r>
+        <w:rPr>
+          <w:rFonts w:ascii="Consolas" w:hAnsi="Consolas"/>
+          <w:color w:val="202020"/>
+          <w:sz w:val="19"/>
+        </w:rPr>
+        <w:t>false</w:t>
+      </w:r>
+      <w:r>
+        <w:rPr>
+          <w:color w:val="202020"/>
+        </w:rPr>
+        <w:t>): entitlements re-sync every incremental crawl, so ACL staleness tracks the incremental cadence rather than waiting for the next full crawl (</w:t>
+      </w:r>
+      <w:r>
+        <w:rPr>
+          <w:b/>
+          <w:color w:val="202020"/>
+        </w:rPr>
+        <w:t>Section 8.5</w:t>
+      </w:r>
+      <w:r>
+        <w:rPr>
+          <w:color w:val="202020"/>
+        </w:rPr>
+        <w:t>).</w:t>
+      </w:r>
+    </w:p>
+    <w:p>
+      <w:pPr>
+        <w:pStyle w:val="ListBullet"/>
+        <w:spacing w:after="40"/>
+      </w:pPr>
+      <w:r>
+        <w:rPr>
+          <w:b/>
+          <w:color w:val="202020"/>
+        </w:rPr>
+        <w:t>State directories are created owner-only at startup.</w:t>
+      </w:r>
+      <w:r>
+        <w:rPr>
+          <w:color w:val="202020"/>
+        </w:rPr>
+        <w:t xml:space="preserve"> </w:t>
+      </w:r>
+      <w:r>
+        <w:rPr>
+          <w:rFonts w:ascii="Consolas" w:hAnsi="Consolas"/>
+          <w:color w:val="202020"/>
+          <w:sz w:val="19"/>
+        </w:rPr>
+        <w:t>logs/</w:t>
+      </w:r>
+      <w:r>
+        <w:rPr>
+          <w:color w:val="202020"/>
+        </w:rPr>
+        <w:t xml:space="preserve">, </w:t>
+      </w:r>
+      <w:r>
+        <w:rPr>
+          <w:rFonts w:ascii="Consolas" w:hAnsi="Consolas"/>
+          <w:color w:val="202020"/>
+          <w:sz w:val="19"/>
+        </w:rPr>
+        <w:t>data/</w:t>
+      </w:r>
+      <w:r>
+        <w:rPr>
+          <w:color w:val="202020"/>
+        </w:rPr>
+        <w:t xml:space="preserve"> and the dead-letter directory are locked down (POSIX </w:t>
+      </w:r>
+      <w:r>
+        <w:rPr>
+          <w:rFonts w:ascii="Consolas" w:hAnsi="Consolas"/>
+          <w:color w:val="202020"/>
+          <w:sz w:val="19"/>
+        </w:rPr>
+        <w:t>0700</w:t>
+      </w:r>
+      <w:r>
+        <w:rPr>
+          <w:color w:val="202020"/>
+        </w:rPr>
+        <w:t>; on Windows, best-effort owner + Administrators) so other local accounts cannot read the state, identity store or dead-letter queue (</w:t>
+      </w:r>
+      <w:r>
+        <w:rPr>
+          <w:b/>
+          <w:color w:val="202020"/>
+        </w:rPr>
+        <w:t>Section 10</w:t>
+      </w:r>
+      <w:r>
+        <w:rPr>
+          <w:color w:val="202020"/>
+        </w:rPr>
+        <w:t>).</w:t>
+      </w:r>
+    </w:p>
+    <w:p>
+      <w:pPr>
+        <w:spacing w:after="120"/>
+      </w:pPr>
+      <w:r>
+        <w:rPr>
+          <w:color w:val="202020"/>
+        </w:rPr>
+        <w:t>New opt-in governance and compliance controls (all off/unset unless noted):</w:t>
+      </w:r>
+    </w:p>
+    <w:p>
+      <w:pPr>
+        <w:pStyle w:val="ListBullet"/>
+        <w:spacing w:after="40"/>
+      </w:pPr>
+      <w:r>
+        <w:rPr>
+          <w:b/>
+          <w:color w:val="202020"/>
+        </w:rPr>
+        <w:t>Classification ACL enforcement</w:t>
+      </w:r>
+      <w:r>
+        <w:rPr>
+          <w:color w:val="202020"/>
+        </w:rPr>
+        <w:t xml:space="preserve"> — </w:t>
+      </w:r>
+      <w:r>
+        <w:rPr>
+          <w:rFonts w:ascii="Consolas" w:hAnsi="Consolas"/>
+          <w:color w:val="202020"/>
+          <w:sz w:val="19"/>
+        </w:rPr>
+        <w:t>CLASSIFICATION_ENFORCE_ACL</w:t>
+      </w:r>
+      <w:r>
+        <w:rPr>
+          <w:color w:val="202020"/>
+        </w:rPr>
+        <w:t xml:space="preserve"> (with </w:t>
+      </w:r>
+      <w:r>
+        <w:rPr>
+          <w:rFonts w:ascii="Consolas" w:hAnsi="Consolas"/>
+          <w:color w:val="202020"/>
+          <w:sz w:val="19"/>
+        </w:rPr>
+        <w:t>CLASSIFICATION_RESTRICTED_GROUP_ID</w:t>
+      </w:r>
+      <w:r>
+        <w:rPr>
+          <w:color w:val="202020"/>
+        </w:rPr>
+        <w:t xml:space="preserve">) turns the advisory sensitivity tag into a real access boundary for </w:t>
+      </w:r>
+      <w:r>
+        <w:rPr>
+          <w:rFonts w:ascii="Consolas" w:hAnsi="Consolas"/>
+          <w:color w:val="202020"/>
+          <w:sz w:val="19"/>
+        </w:rPr>
+        <w:t>Restricted</w:t>
+      </w:r>
+      <w:r>
+        <w:rPr>
+          <w:color w:val="202020"/>
+        </w:rPr>
+        <w:t xml:space="preserve"> items (</w:t>
+      </w:r>
+      <w:r>
+        <w:rPr>
+          <w:b/>
+          <w:color w:val="202020"/>
+        </w:rPr>
+        <w:t>Section 14.9</w:t>
+      </w:r>
+      <w:r>
+        <w:rPr>
+          <w:color w:val="202020"/>
+        </w:rPr>
+        <w:t>).</w:t>
+      </w:r>
+    </w:p>
+    <w:p>
+      <w:pPr>
+        <w:pStyle w:val="ListBullet"/>
+        <w:spacing w:after="40"/>
+      </w:pPr>
+      <w:r>
+        <w:rPr>
+          <w:b/>
+          <w:color w:val="202020"/>
+        </w:rPr>
+        <w:t>Stale-index item TTL</w:t>
+      </w:r>
+      <w:r>
+        <w:rPr>
+          <w:color w:val="202020"/>
+        </w:rPr>
+        <w:t xml:space="preserve"> — </w:t>
+      </w:r>
+      <w:r>
+        <w:rPr>
+          <w:rFonts w:ascii="Consolas" w:hAnsi="Consolas"/>
+          <w:color w:val="202020"/>
+          <w:sz w:val="19"/>
+        </w:rPr>
+        <w:t>GRAPH_ITEM_TTL_DAYS</w:t>
+      </w:r>
+      <w:r>
+        <w:rPr>
+          <w:color w:val="202020"/>
+        </w:rPr>
+        <w:t xml:space="preserve"> stamps every item with an </w:t>
+      </w:r>
+      <w:r>
+        <w:rPr>
+          <w:rFonts w:ascii="Consolas" w:hAnsi="Consolas"/>
+          <w:color w:val="202020"/>
+          <w:sz w:val="19"/>
+        </w:rPr>
+        <w:t>expirationDateTime</w:t>
+      </w:r>
+      <w:r>
+        <w:rPr>
+          <w:color w:val="202020"/>
+        </w:rPr>
+        <w:t xml:space="preserve"> so the index self-expires if crawling stops after an outage (</w:t>
+      </w:r>
+      <w:r>
+        <w:rPr>
+          <w:b/>
+          <w:color w:val="202020"/>
+        </w:rPr>
+        <w:t>Section 14.9</w:t>
+      </w:r>
+      <w:r>
+        <w:rPr>
+          <w:color w:val="202020"/>
+        </w:rPr>
+        <w:t>).</w:t>
+      </w:r>
+    </w:p>
+    <w:p>
+      <w:pPr>
+        <w:pStyle w:val="ListBullet"/>
+        <w:spacing w:after="40"/>
+      </w:pPr>
+      <w:r>
+        <w:rPr>
+          <w:b/>
+          <w:color w:val="202020"/>
+        </w:rPr>
+        <w:t>Tamper-evident decision ledger</w:t>
+      </w:r>
+      <w:r>
+        <w:rPr>
+          <w:color w:val="202020"/>
+        </w:rPr>
+        <w:t xml:space="preserve"> — </w:t>
+      </w:r>
+      <w:r>
+        <w:rPr>
+          <w:rFonts w:ascii="Consolas" w:hAnsi="Consolas"/>
+          <w:color w:val="202020"/>
+          <w:sz w:val="19"/>
+        </w:rPr>
+        <w:t>DECISION_LEDGER</w:t>
+      </w:r>
+      <w:r>
+        <w:rPr>
+          <w:color w:val="202020"/>
+        </w:rPr>
+        <w:t xml:space="preserve"> (</w:t>
+      </w:r>
+      <w:r>
+        <w:rPr>
+          <w:b/>
+          <w:color w:val="202020"/>
+        </w:rPr>
+        <w:t>ON by default</w:t>
+      </w:r>
+      <w:r>
+        <w:rPr>
+          <w:color w:val="202020"/>
+        </w:rPr>
+        <w:t xml:space="preserve"> for this connector) hash-chains every exclusion and ACL-restriction decision so they cannot be altered undetectably (</w:t>
+      </w:r>
+      <w:r>
+        <w:rPr>
+          <w:b/>
+          <w:color w:val="202020"/>
+        </w:rPr>
+        <w:t>Section 14.9</w:t>
+      </w:r>
+      <w:r>
+        <w:rPr>
+          <w:color w:val="202020"/>
+        </w:rPr>
+        <w:t>).</w:t>
+      </w:r>
+    </w:p>
+    <w:tbl>
+      <w:tblPr>
+        <w:tblW w:type="auto" w:w="0"/>
+        <w:tblLayout w:type="fixed"/>
+        <w:tblLook w:firstColumn="1" w:firstRow="1" w:lastColumn="0" w:lastRow="0" w:noHBand="0" w:noVBand="1" w:val="04A0"/>
+      </w:tblPr>
+      <w:tblGrid>
+        <w:gridCol w:w="9360"/>
+      </w:tblGrid>
+      <w:tr>
+        <w:tc>
+          <w:tcPr>
+            <w:tcW w:type="dxa" w:w="9360"/>
+            <w:shd w:val="clear" w:color="auto" w:fill="FBEDD6"/>
+            <w:tcBorders>
+              <w:top w:val="single" w:sz="4" w:space="0" w:color="C77700"/>
+              <w:left w:val="single" w:sz="24" w:space="0" w:color="C77700"/>
+              <w:bottom w:val="single" w:sz="4" w:space="0" w:color="C77700"/>
+              <w:right w:val="single" w:sz="4" w:space="0" w:color="C77700"/>
+            </w:tcBorders>
+          </w:tcPr>
+          <w:p>
+            <w:r>
+              <w:rPr>
+                <w:b/>
+                <w:color w:val="C77700"/>
+              </w:rPr>
+              <w:t xml:space="preserve">Important: </w:t>
+            </w:r>
+            <w:r>
+              <w:rPr>
+                <w:rFonts w:ascii="Consolas" w:hAnsi="Consolas"/>
+                <w:color w:val="202020"/>
+                <w:sz w:val="19"/>
+              </w:rPr>
+              <w:t>SensitivityLabel</w:t>
+            </w:r>
+            <w:r>
+              <w:rPr>
+                <w:color w:val="202020"/>
+                <w:sz w:val="20"/>
+              </w:rPr>
+              <w:t xml:space="preserve"> remains an </w:t>
+            </w:r>
+            <w:r>
+              <w:rPr>
+                <w:b/>
+                <w:color w:val="202020"/>
+                <w:sz w:val="20"/>
+              </w:rPr>
+              <w:t>advisory, connector-applied classification tag</w:t>
+            </w:r>
+            <w:r>
+              <w:rPr>
+                <w:color w:val="202020"/>
+                <w:sz w:val="20"/>
+              </w:rPr>
+              <w:t xml:space="preserve"> — Purview-aligned in naming only, NOT a Microsoft Purview-enforced label. On its own it does not encrypt content or gate access; it only restricts access when you turn on </w:t>
+            </w:r>
+            <w:r>
+              <w:rPr>
+                <w:rFonts w:ascii="Consolas" w:hAnsi="Consolas"/>
+                <w:color w:val="202020"/>
+                <w:sz w:val="19"/>
+              </w:rPr>
+              <w:t>CLASSIFICATION_ENFORCE_ACL</w:t>
+            </w:r>
+            <w:r>
+              <w:rPr>
+                <w:color w:val="202020"/>
+                <w:sz w:val="20"/>
+              </w:rPr>
+              <w:t xml:space="preserve"> (</w:t>
+            </w:r>
+            <w:r>
+              <w:rPr>
+                <w:b/>
+                <w:color w:val="202020"/>
+                <w:sz w:val="20"/>
+              </w:rPr>
+              <w:t>Section 14.9</w:t>
+            </w:r>
+            <w:r>
+              <w:rPr>
+                <w:color w:val="202020"/>
+                <w:sz w:val="20"/>
+              </w:rPr>
+              <w:t>).</w:t>
+            </w:r>
+          </w:p>
+        </w:tc>
+      </w:tr>
+    </w:tbl>
+    <w:p>
+      <w:pPr>
+        <w:spacing w:after="40"/>
+      </w:pPr>
     </w:p>
     <w:p>
       <w:pPr>
@@ -4766,7 +5399,7 @@
                 <w:color w:val="202020"/>
                 <w:sz w:val="19"/>
               </w:rPr>
-              <w:t xml:space="preserve">Sensitivity labelling (off by default; </w:t>
+              <w:t xml:space="preserve">Advisory connector-applied classification tag — NOT a Purview-enforced label (off by default; </w:t>
             </w:r>
             <w:r>
               <w:rPr>
@@ -4774,7 +5407,7 @@
                 <w:color w:val="202020"/>
                 <w:sz w:val="19"/>
               </w:rPr>
-              <w:t>Common Guide §8</w:t>
+              <w:t>Section 14.9</w:t>
             </w:r>
             <w:r>
               <w:rPr>
@@ -8987,6 +9620,173 @@
       </w:r>
     </w:p>
     <w:p>
+      <w:pPr>
+        <w:pStyle w:val="Heading2"/>
+      </w:pPr>
+      <w:r>
+        <w:rPr>
+          <w:color w:val="2E5496"/>
+        </w:rPr>
+        <w:t>8.5 Entitlement freshness on incremental crawls</w:t>
+      </w:r>
+    </w:p>
+    <w:p>
+      <w:pPr>
+        <w:spacing w:after="120"/>
+      </w:pPr>
+      <w:r>
+        <w:rPr>
+          <w:color w:val="202020"/>
+        </w:rPr>
+        <w:t xml:space="preserve">As of this release the connector re-syncs its BDH→Entra identity mapping on </w:t>
+      </w:r>
+      <w:r>
+        <w:rPr>
+          <w:b/>
+          <w:color w:val="202020"/>
+        </w:rPr>
+        <w:t>every incremental crawl</w:t>
+      </w:r>
+      <w:r>
+        <w:rPr>
+          <w:color w:val="202020"/>
+        </w:rPr>
+        <w:t>, not just on full crawls (</w:t>
+      </w:r>
+      <w:r>
+        <w:rPr>
+          <w:rFonts w:ascii="Consolas" w:hAnsi="Consolas"/>
+          <w:color w:val="202020"/>
+          <w:sz w:val="19"/>
+        </w:rPr>
+        <w:t>IDENTITY_SYNC_ON_INCREMENTAL</w:t>
+      </w:r>
+      <w:r>
+        <w:rPr>
+          <w:color w:val="202020"/>
+        </w:rPr>
+        <w:t xml:space="preserve"> now defaults to </w:t>
+      </w:r>
+      <w:r>
+        <w:rPr>
+          <w:rFonts w:ascii="Consolas" w:hAnsi="Consolas"/>
+          <w:color w:val="202020"/>
+          <w:sz w:val="19"/>
+        </w:rPr>
+        <w:t>true</w:t>
+      </w:r>
+      <w:r>
+        <w:rPr>
+          <w:color w:val="202020"/>
+        </w:rPr>
+        <w:t xml:space="preserve">). That shrinks how long an entitlement change — a new joiner, a mover, a leaver — takes to reach the index: from "wait for the next full crawl" down to the incremental cadence (every 4 h by default). Set it </w:t>
+      </w:r>
+      <w:r>
+        <w:rPr>
+          <w:rFonts w:ascii="Consolas" w:hAnsi="Consolas"/>
+          <w:color w:val="202020"/>
+          <w:sz w:val="19"/>
+        </w:rPr>
+        <w:t>false</w:t>
+      </w:r>
+      <w:r>
+        <w:rPr>
+          <w:color w:val="202020"/>
+        </w:rPr>
+        <w:t xml:space="preserve"> to restrict identity sync to full crawls only, as older builds did.</w:t>
+      </w:r>
+    </w:p>
+    <w:tbl>
+      <w:tblPr>
+        <w:tblW w:type="auto" w:w="0"/>
+        <w:tblLayout w:type="fixed"/>
+        <w:tblLook w:firstColumn="1" w:firstRow="1" w:lastColumn="0" w:lastRow="0" w:noHBand="0" w:noVBand="1" w:val="04A0"/>
+      </w:tblPr>
+      <w:tblGrid>
+        <w:gridCol w:w="9360"/>
+      </w:tblGrid>
+      <w:tr>
+        <w:tc>
+          <w:tcPr>
+            <w:tcW w:type="dxa" w:w="9360"/>
+            <w:shd w:val="clear" w:color="auto" w:fill="FBEDD6"/>
+            <w:tcBorders>
+              <w:top w:val="single" w:sz="4" w:space="0" w:color="C77700"/>
+              <w:left w:val="single" w:sz="24" w:space="0" w:color="C77700"/>
+              <w:bottom w:val="single" w:sz="4" w:space="0" w:color="C77700"/>
+              <w:right w:val="single" w:sz="4" w:space="0" w:color="C77700"/>
+            </w:tcBorders>
+          </w:tcPr>
+          <w:p>
+            <w:r>
+              <w:rPr>
+                <w:b/>
+                <w:color w:val="C77700"/>
+              </w:rPr>
+              <w:t xml:space="preserve">Important: </w:t>
+            </w:r>
+            <w:r>
+              <w:rPr>
+                <w:color w:val="202020"/>
+                <w:sz w:val="20"/>
+              </w:rPr>
+              <w:t xml:space="preserve">This is faster, but it is </w:t>
+            </w:r>
+            <w:r>
+              <w:rPr>
+                <w:b/>
+                <w:color w:val="202020"/>
+                <w:sz w:val="20"/>
+              </w:rPr>
+              <w:t>not real-time, and there is no separate re-ACL sweep</w:t>
+            </w:r>
+            <w:r>
+              <w:rPr>
+                <w:color w:val="202020"/>
+                <w:sz w:val="20"/>
+              </w:rPr>
+              <w:t xml:space="preserve">. Re-syncing refreshes the identity MAPPING, but an item's ACL is only re-written when its SOURCE record changes. An item whose record is unchanged keeps the ACL it was last written with until the next FULL crawl re-baselines it. In other words, </w:t>
+            </w:r>
+            <w:r>
+              <w:rPr>
+                <w:b/>
+                <w:color w:val="202020"/>
+                <w:sz w:val="20"/>
+              </w:rPr>
+              <w:t>full crawls are the re-ACL cadence</w:t>
+            </w:r>
+            <w:r>
+              <w:rPr>
+                <w:color w:val="202020"/>
+                <w:sz w:val="20"/>
+              </w:rPr>
+              <w:t xml:space="preserve"> — schedule them (</w:t>
+            </w:r>
+            <w:r>
+              <w:rPr>
+                <w:rFonts w:ascii="Consolas" w:hAnsi="Consolas"/>
+                <w:color w:val="202020"/>
+                <w:sz w:val="19"/>
+              </w:rPr>
+              <w:t>--full-crawl-hours</w:t>
+            </w:r>
+            <w:r>
+              <w:rPr>
+                <w:color w:val="202020"/>
+                <w:sz w:val="20"/>
+              </w:rPr>
+              <w:t>) to match your entitlement-freshness SLA, not just the incremental interval.</w:t>
+            </w:r>
+          </w:p>
+        </w:tc>
+      </w:tr>
+    </w:tbl>
+    <w:p>
+      <w:pPr>
+        <w:spacing w:after="40"/>
+      </w:pPr>
+    </w:p>
+    <w:p>
       <w:r>
         <w:br w:type="page"/>
       </w:r>
@@ -10680,6 +11480,126 @@
         <w:tc>
           <w:tcPr>
             <w:tcW w:type="dxa" w:w="9360"/>
+            <w:shd w:val="clear" w:color="auto" w:fill="EAF0FA"/>
+            <w:tcBorders>
+              <w:top w:val="single" w:sz="4" w:space="0" w:color="2E5496"/>
+              <w:left w:val="single" w:sz="24" w:space="0" w:color="2E5496"/>
+              <w:bottom w:val="single" w:sz="4" w:space="0" w:color="2E5496"/>
+              <w:right w:val="single" w:sz="4" w:space="0" w:color="2E5496"/>
+            </w:tcBorders>
+          </w:tcPr>
+          <w:p>
+            <w:r>
+              <w:rPr>
+                <w:b/>
+                <w:color w:val="2E5496"/>
+              </w:rPr>
+              <w:t xml:space="preserve">Note: </w:t>
+            </w:r>
+            <w:r>
+              <w:rPr>
+                <w:color w:val="202020"/>
+                <w:sz w:val="20"/>
+              </w:rPr>
+              <w:t xml:space="preserve">On first start the connector creates its </w:t>
+            </w:r>
+            <w:r>
+              <w:rPr>
+                <w:rFonts w:ascii="Consolas" w:hAnsi="Consolas"/>
+                <w:color w:val="202020"/>
+                <w:sz w:val="19"/>
+              </w:rPr>
+              <w:t>logs/</w:t>
+            </w:r>
+            <w:r>
+              <w:rPr>
+                <w:color w:val="202020"/>
+                <w:sz w:val="20"/>
+              </w:rPr>
+              <w:t xml:space="preserve">, </w:t>
+            </w:r>
+            <w:r>
+              <w:rPr>
+                <w:rFonts w:ascii="Consolas" w:hAnsi="Consolas"/>
+                <w:color w:val="202020"/>
+                <w:sz w:val="19"/>
+              </w:rPr>
+              <w:t>data/</w:t>
+            </w:r>
+            <w:r>
+              <w:rPr>
+                <w:color w:val="202020"/>
+                <w:sz w:val="20"/>
+              </w:rPr>
+              <w:t xml:space="preserve"> and dead-letter directories </w:t>
+            </w:r>
+            <w:r>
+              <w:rPr>
+                <w:b/>
+                <w:color w:val="202020"/>
+                <w:sz w:val="20"/>
+              </w:rPr>
+              <w:t>owner-only</w:t>
+            </w:r>
+            <w:r>
+              <w:rPr>
+                <w:color w:val="202020"/>
+                <w:sz w:val="20"/>
+              </w:rPr>
+              <w:t xml:space="preserve"> (POSIX </w:t>
+            </w:r>
+            <w:r>
+              <w:rPr>
+                <w:rFonts w:ascii="Consolas" w:hAnsi="Consolas"/>
+                <w:color w:val="202020"/>
+                <w:sz w:val="19"/>
+              </w:rPr>
+              <w:t>0700</w:t>
+            </w:r>
+            <w:r>
+              <w:rPr>
+                <w:color w:val="202020"/>
+                <w:sz w:val="20"/>
+              </w:rPr>
+              <w:t xml:space="preserve">; on Windows, best-effort owner + Administrators via </w:t>
+            </w:r>
+            <w:r>
+              <w:rPr>
+                <w:rFonts w:ascii="Consolas" w:hAnsi="Consolas"/>
+                <w:color w:val="202020"/>
+                <w:sz w:val="19"/>
+              </w:rPr>
+              <w:t>icacls</w:t>
+            </w:r>
+            <w:r>
+              <w:rPr>
+                <w:color w:val="202020"/>
+                <w:sz w:val="20"/>
+              </w:rPr>
+              <w:t>), so other local accounts cannot read the state, identity store or dead-letter queue. This is best-effort and never fatal — a host where the permissions cannot be tightened logs a warning so you can set the ACLs out of band.</w:t>
+            </w:r>
+          </w:p>
+        </w:tc>
+      </w:tr>
+    </w:tbl>
+    <w:p>
+      <w:pPr>
+        <w:spacing w:after="40"/>
+      </w:pPr>
+    </w:p>
+    <w:tbl>
+      <w:tblPr>
+        <w:tblW w:type="auto" w:w="0"/>
+        <w:tblLayout w:type="fixed"/>
+        <w:tblLook w:firstColumn="1" w:firstRow="1" w:lastColumn="0" w:lastRow="0" w:noHBand="0" w:noVBand="1" w:val="04A0"/>
+      </w:tblPr>
+      <w:tblGrid>
+        <w:gridCol w:w="9360"/>
+      </w:tblGrid>
+      <w:tr>
+        <w:tc>
+          <w:tcPr>
+            <w:tcW w:type="dxa" w:w="9360"/>
             <w:shd w:val="clear" w:color="auto" w:fill="FBEDD6"/>
             <w:tcBorders>
               <w:top w:val="single" w:sz="4" w:space="0" w:color="C77700"/>
@@ -15901,7 +16821,7 @@
                 <w:color w:val="202020"/>
                 <w:sz w:val="19"/>
               </w:rPr>
-              <w:t>Run identity sync on incrementals too</w:t>
+              <w:t>Re-sync the BDH→Entra entitlement mapping on incremental crawls too</w:t>
             </w:r>
           </w:p>
         </w:tc>
@@ -15916,6 +16836,21 @@
                 <w:color w:val="202020"/>
                 <w:sz w:val="19"/>
               </w:rPr>
+              <w:t>true</w:t>
+            </w:r>
+            <w:r>
+              <w:rPr>
+                <w:color w:val="202020"/>
+                <w:sz w:val="19"/>
+              </w:rPr>
+              <w:t xml:space="preserve"> (default) — shrinks ACL staleness to the incremental cadence; set </w:t>
+            </w:r>
+            <w:r>
+              <w:rPr>
+                <w:rFonts w:ascii="Consolas" w:hAnsi="Consolas"/>
+                <w:color w:val="202020"/>
+                <w:sz w:val="19"/>
+              </w:rPr>
               <w:t>false</w:t>
             </w:r>
             <w:r>
@@ -15923,7 +16858,22 @@
                 <w:color w:val="202020"/>
                 <w:sz w:val="19"/>
               </w:rPr>
-              <w:t xml:space="preserve"> (full crawls only)</w:t>
+              <w:t xml:space="preserve"> for full-crawls-only. Residual lag: unchanged items keep their ACL until the next full crawl (</w:t>
+            </w:r>
+            <w:r>
+              <w:rPr>
+                <w:b/>
+                <w:color w:val="202020"/>
+                <w:sz w:val="19"/>
+              </w:rPr>
+              <w:t>Section 8.5</w:t>
+            </w:r>
+            <w:r>
+              <w:rPr>
+                <w:color w:val="202020"/>
+                <w:sz w:val="19"/>
+              </w:rPr>
+              <w:t>)</w:t>
             </w:r>
           </w:p>
         </w:tc>
@@ -16731,7 +17681,7 @@
         <w:rPr>
           <w:color w:val="2E5496"/>
         </w:rPr>
-        <w:t>14.8 Observability, resilience and classification</w:t>
+        <w:t>14.8 Observability and resilience</w:t>
       </w:r>
     </w:p>
     <w:tbl>
@@ -17062,7 +18012,7 @@
                 <w:color w:val="202020"/>
                 <w:sz w:val="19"/>
               </w:rPr>
-              <w:t>Webhook alerts + dead-letter depth alert</w:t>
+              <w:t>Outbound alert feed + dead-letter depth alert</w:t>
             </w:r>
           </w:p>
         </w:tc>
@@ -17179,146 +18129,6 @@
                 <w:sz w:val="19"/>
               </w:rPr>
               <w:t>Unset = genuine no-op</w:t>
-            </w:r>
-          </w:p>
-        </w:tc>
-      </w:tr>
-      <w:tr>
-        <w:tc>
-          <w:tcPr>
-            <w:tcW w:type="dxa" w:w="2900"/>
-          </w:tcPr>
-          <w:p>
-            <w:r>
-              <w:rPr>
-                <w:rFonts w:ascii="Consolas" w:hAnsi="Consolas"/>
-                <w:color w:val="202020"/>
-                <w:sz w:val="19"/>
-              </w:rPr>
-              <w:t>CLASSIFICATION</w:t>
-            </w:r>
-          </w:p>
-        </w:tc>
-        <w:tc>
-          <w:tcPr>
-            <w:tcW w:type="dxa" w:w="4060"/>
-          </w:tcPr>
-          <w:p>
-            <w:r>
-              <w:rPr>
-                <w:color w:val="202020"/>
-                <w:sz w:val="19"/>
-              </w:rPr>
-              <w:t>Stamp sensitivity labels + detected categories</w:t>
-            </w:r>
-          </w:p>
-        </w:tc>
-        <w:tc>
-          <w:tcPr>
-            <w:tcW w:type="dxa" w:w="2400"/>
-          </w:tcPr>
-          <w:p>
-            <w:r>
-              <w:rPr>
-                <w:rFonts w:ascii="Consolas" w:hAnsi="Consolas"/>
-                <w:color w:val="202020"/>
-                <w:sz w:val="19"/>
-              </w:rPr>
-              <w:t>false</w:t>
-            </w:r>
-          </w:p>
-        </w:tc>
-      </w:tr>
-      <w:tr>
-        <w:tc>
-          <w:tcPr>
-            <w:tcW w:type="dxa" w:w="2900"/>
-            <w:shd w:val="clear" w:color="auto" w:fill="F7F9FC"/>
-          </w:tcPr>
-          <w:p>
-            <w:r>
-              <w:rPr>
-                <w:rFonts w:ascii="Consolas" w:hAnsi="Consolas"/>
-                <w:color w:val="202020"/>
-                <w:sz w:val="19"/>
-              </w:rPr>
-              <w:t>DEADLETTER_PAYLOAD_MODE</w:t>
-            </w:r>
-          </w:p>
-        </w:tc>
-        <w:tc>
-          <w:tcPr>
-            <w:tcW w:type="dxa" w:w="4060"/>
-            <w:shd w:val="clear" w:color="auto" w:fill="F7F9FC"/>
-          </w:tcPr>
-          <w:p>
-            <w:r>
-              <w:rPr>
-                <w:rFonts w:ascii="Consolas" w:hAnsi="Consolas"/>
-                <w:color w:val="202020"/>
-                <w:sz w:val="19"/>
-              </w:rPr>
-              <w:t>full</w:t>
-            </w:r>
-            <w:r>
-              <w:rPr>
-                <w:color w:val="202020"/>
-                <w:sz w:val="19"/>
-              </w:rPr>
-              <w:t xml:space="preserve"> or </w:t>
-            </w:r>
-            <w:r>
-              <w:rPr>
-                <w:rFonts w:ascii="Consolas" w:hAnsi="Consolas"/>
-                <w:color w:val="202020"/>
-                <w:sz w:val="19"/>
-              </w:rPr>
-              <w:t>redacted</w:t>
-            </w:r>
-            <w:r>
-              <w:rPr>
-                <w:color w:val="202020"/>
-                <w:sz w:val="19"/>
-              </w:rPr>
-              <w:t xml:space="preserve"> dead-letter payloads</w:t>
-            </w:r>
-          </w:p>
-        </w:tc>
-        <w:tc>
-          <w:tcPr>
-            <w:tcW w:type="dxa" w:w="2400"/>
-            <w:shd w:val="clear" w:color="auto" w:fill="F7F9FC"/>
-          </w:tcPr>
-          <w:p>
-            <w:r>
-              <w:rPr>
-                <w:rFonts w:ascii="Consolas" w:hAnsi="Consolas"/>
-                <w:color w:val="202020"/>
-                <w:sz w:val="19"/>
-              </w:rPr>
-              <w:t>full</w:t>
-            </w:r>
-            <w:r>
-              <w:rPr>
-                <w:color w:val="202020"/>
-                <w:sz w:val="19"/>
-              </w:rPr>
-              <w:t xml:space="preserve">; use </w:t>
-            </w:r>
-            <w:r>
-              <w:rPr>
-                <w:rFonts w:ascii="Consolas" w:hAnsi="Consolas"/>
-                <w:color w:val="202020"/>
-                <w:sz w:val="19"/>
-              </w:rPr>
-              <w:t>redacted</w:t>
-            </w:r>
-            <w:r>
-              <w:rPr>
-                <w:color w:val="202020"/>
-                <w:sz w:val="19"/>
-              </w:rPr>
-              <w:t xml:space="preserve"> where the queue is less protected than the source</w:t>
             </w:r>
           </w:p>
         </w:tc>
@@ -17390,7 +18200,590 @@
         <w:rPr>
           <w:color w:val="2E5496"/>
         </w:rPr>
-        <w:t>14.9 filters.json field reference</w:t>
+        <w:t>14.9 Data governance &amp; compliance controls</w:t>
+      </w:r>
+    </w:p>
+    <w:p>
+      <w:pPr>
+        <w:spacing w:after="120"/>
+      </w:pPr>
+      <w:r>
+        <w:rPr>
+          <w:color w:val="202020"/>
+        </w:rPr>
+        <w:t>These controls protect the data the connector handles and make its access decisions auditable. The dead-letter default and the state-directory lock-down apply automatically as of this release; the rest are opt-in (except the decision ledger, which is ON by default here).</w:t>
+      </w:r>
+    </w:p>
+    <w:tbl>
+      <w:tblPr>
+        <w:tblW w:type="auto" w:w="0"/>
+        <w:jc w:val="center"/>
+        <w:tblLayout w:type="fixed"/>
+        <w:tblLook w:firstColumn="1" w:firstRow="1" w:lastColumn="0" w:lastRow="0" w:noHBand="0" w:noVBand="1" w:val="04A0"/>
+        <w:tblBorders>
+          <w:top w:val="single" w:sz="4" w:space="0" w:color="C9D3E3"/>
+          <w:left w:val="single" w:sz="4" w:space="0" w:color="C9D3E3"/>
+          <w:bottom w:val="single" w:sz="4" w:space="0" w:color="C9D3E3"/>
+          <w:right w:val="single" w:sz="4" w:space="0" w:color="C9D3E3"/>
+          <w:insideH w:val="single" w:sz="4" w:space="0" w:color="C9D3E3"/>
+          <w:insideV w:val="single" w:sz="4" w:space="0" w:color="C9D3E3"/>
+        </w:tblBorders>
+      </w:tblPr>
+      <w:tblGrid>
+        <w:gridCol w:w="2900"/>
+        <w:gridCol w:w="4060"/>
+        <w:gridCol w:w="2400"/>
+      </w:tblGrid>
+      <w:tr>
+        <w:tc>
+          <w:tcPr>
+            <w:tcW w:type="dxa" w:w="2900"/>
+            <w:shd w:val="clear" w:color="auto" w:fill="2E5496"/>
+          </w:tcPr>
+          <w:p>
+            <w:r>
+              <w:rPr>
+                <w:b/>
+                <w:color w:val="FFFFFF"/>
+                <w:sz w:val="19"/>
+              </w:rPr>
+              <w:t>Variable</w:t>
+            </w:r>
+          </w:p>
+        </w:tc>
+        <w:tc>
+          <w:tcPr>
+            <w:tcW w:type="dxa" w:w="4060"/>
+            <w:shd w:val="clear" w:color="auto" w:fill="2E5496"/>
+          </w:tcPr>
+          <w:p>
+            <w:r>
+              <w:rPr>
+                <w:b/>
+                <w:color w:val="FFFFFF"/>
+                <w:sz w:val="19"/>
+              </w:rPr>
+              <w:t>What it does</w:t>
+            </w:r>
+          </w:p>
+        </w:tc>
+        <w:tc>
+          <w:tcPr>
+            <w:tcW w:type="dxa" w:w="2400"/>
+            <w:shd w:val="clear" w:color="auto" w:fill="2E5496"/>
+          </w:tcPr>
+          <w:p>
+            <w:r>
+              <w:rPr>
+                <w:b/>
+                <w:color w:val="FFFFFF"/>
+                <w:sz w:val="19"/>
+              </w:rPr>
+              <w:t>Default / notes</w:t>
+            </w:r>
+          </w:p>
+        </w:tc>
+      </w:tr>
+      <w:tr>
+        <w:tc>
+          <w:tcPr>
+            <w:tcW w:type="dxa" w:w="2900"/>
+          </w:tcPr>
+          <w:p>
+            <w:r>
+              <w:rPr>
+                <w:rFonts w:ascii="Consolas" w:hAnsi="Consolas"/>
+                <w:color w:val="202020"/>
+                <w:sz w:val="19"/>
+              </w:rPr>
+              <w:t>DEADLETTER_PAYLOAD_MODE</w:t>
+            </w:r>
+          </w:p>
+        </w:tc>
+        <w:tc>
+          <w:tcPr>
+            <w:tcW w:type="dxa" w:w="4060"/>
+          </w:tcPr>
+          <w:p>
+            <w:r>
+              <w:rPr>
+                <w:rFonts w:ascii="Consolas" w:hAnsi="Consolas"/>
+                <w:color w:val="202020"/>
+                <w:sz w:val="19"/>
+              </w:rPr>
+              <w:t>redacted</w:t>
+            </w:r>
+            <w:r>
+              <w:rPr>
+                <w:color w:val="202020"/>
+                <w:sz w:val="19"/>
+              </w:rPr>
+              <w:t xml:space="preserve"> or </w:t>
+            </w:r>
+            <w:r>
+              <w:rPr>
+                <w:rFonts w:ascii="Consolas" w:hAnsi="Consolas"/>
+                <w:color w:val="202020"/>
+                <w:sz w:val="19"/>
+              </w:rPr>
+              <w:t>full</w:t>
+            </w:r>
+            <w:r>
+              <w:rPr>
+                <w:color w:val="202020"/>
+                <w:sz w:val="19"/>
+              </w:rPr>
+              <w:t xml:space="preserve"> dead-letter payloads</w:t>
+            </w:r>
+          </w:p>
+        </w:tc>
+        <w:tc>
+          <w:tcPr>
+            <w:tcW w:type="dxa" w:w="2400"/>
+          </w:tcPr>
+          <w:p>
+            <w:r>
+              <w:rPr>
+                <w:rFonts w:ascii="Consolas" w:hAnsi="Consolas"/>
+                <w:color w:val="202020"/>
+                <w:sz w:val="19"/>
+              </w:rPr>
+              <w:t>redacted</w:t>
+            </w:r>
+            <w:r>
+              <w:rPr>
+                <w:color w:val="202020"/>
+                <w:sz w:val="19"/>
+              </w:rPr>
+              <w:t xml:space="preserve"> (default) — record values stripped pre-write; ids, object type, error, property names, sizes and SHA-256 hashes are kept, and </w:t>
+            </w:r>
+            <w:r>
+              <w:rPr>
+                <w:rFonts w:ascii="Consolas" w:hAnsi="Consolas"/>
+                <w:color w:val="202020"/>
+                <w:sz w:val="19"/>
+              </w:rPr>
+              <w:t>retry-failed</w:t>
+            </w:r>
+            <w:r>
+              <w:rPr>
+                <w:color w:val="202020"/>
+                <w:sz w:val="19"/>
+              </w:rPr>
+              <w:t xml:space="preserve"> still re-fetches from BDH. </w:t>
+            </w:r>
+            <w:r>
+              <w:rPr>
+                <w:rFonts w:ascii="Consolas" w:hAnsi="Consolas"/>
+                <w:color w:val="202020"/>
+                <w:sz w:val="19"/>
+              </w:rPr>
+              <w:t>full</w:t>
+            </w:r>
+            <w:r>
+              <w:rPr>
+                <w:color w:val="202020"/>
+                <w:sz w:val="19"/>
+              </w:rPr>
+              <w:t xml:space="preserve"> embeds the exact item body (opt-in; then protect the queue like the source). An UNRECOGNISED value fails fast at config load</w:t>
+            </w:r>
+          </w:p>
+        </w:tc>
+      </w:tr>
+      <w:tr>
+        <w:tc>
+          <w:tcPr>
+            <w:tcW w:type="dxa" w:w="2900"/>
+            <w:shd w:val="clear" w:color="auto" w:fill="F7F9FC"/>
+          </w:tcPr>
+          <w:p>
+            <w:r>
+              <w:rPr>
+                <w:rFonts w:ascii="Consolas" w:hAnsi="Consolas"/>
+                <w:color w:val="202020"/>
+                <w:sz w:val="19"/>
+              </w:rPr>
+              <w:t>CLASSIFICATION</w:t>
+            </w:r>
+          </w:p>
+        </w:tc>
+        <w:tc>
+          <w:tcPr>
+            <w:tcW w:type="dxa" w:w="4060"/>
+            <w:shd w:val="clear" w:color="auto" w:fill="F7F9FC"/>
+          </w:tcPr>
+          <w:p>
+            <w:r>
+              <w:rPr>
+                <w:color w:val="202020"/>
+                <w:sz w:val="19"/>
+              </w:rPr>
+              <w:t xml:space="preserve">Stamp the advisory </w:t>
+            </w:r>
+            <w:r>
+              <w:rPr>
+                <w:rFonts w:ascii="Consolas" w:hAnsi="Consolas"/>
+                <w:color w:val="202020"/>
+                <w:sz w:val="19"/>
+              </w:rPr>
+              <w:t>SensitivityLabel</w:t>
+            </w:r>
+            <w:r>
+              <w:rPr>
+                <w:color w:val="202020"/>
+                <w:sz w:val="19"/>
+              </w:rPr>
+              <w:t xml:space="preserve"> tag + </w:t>
+            </w:r>
+            <w:r>
+              <w:rPr>
+                <w:rFonts w:ascii="Consolas" w:hAnsi="Consolas"/>
+                <w:color w:val="202020"/>
+                <w:sz w:val="19"/>
+              </w:rPr>
+              <w:t>DetectedCategories</w:t>
+            </w:r>
+            <w:r>
+              <w:rPr>
+                <w:color w:val="202020"/>
+                <w:sz w:val="19"/>
+              </w:rPr>
+              <w:t xml:space="preserve"> (content PII/PCI/Secret scan + per-object baseline)</w:t>
+            </w:r>
+          </w:p>
+        </w:tc>
+        <w:tc>
+          <w:tcPr>
+            <w:tcW w:type="dxa" w:w="2400"/>
+            <w:shd w:val="clear" w:color="auto" w:fill="F7F9FC"/>
+          </w:tcPr>
+          <w:p>
+            <w:r>
+              <w:rPr>
+                <w:rFonts w:ascii="Consolas" w:hAnsi="Consolas"/>
+                <w:color w:val="202020"/>
+                <w:sz w:val="19"/>
+              </w:rPr>
+              <w:t>false</w:t>
+            </w:r>
+            <w:r>
+              <w:rPr>
+                <w:color w:val="202020"/>
+                <w:sz w:val="19"/>
+              </w:rPr>
+              <w:t>. An advisory, connector-applied classification TAG — NOT a Purview-enforced label (no encryption/DLP/access gating on its own)</w:t>
+            </w:r>
+          </w:p>
+        </w:tc>
+      </w:tr>
+      <w:tr>
+        <w:tc>
+          <w:tcPr>
+            <w:tcW w:type="dxa" w:w="2900"/>
+          </w:tcPr>
+          <w:p>
+            <w:r>
+              <w:rPr>
+                <w:rFonts w:ascii="Consolas" w:hAnsi="Consolas"/>
+                <w:color w:val="202020"/>
+                <w:sz w:val="19"/>
+              </w:rPr>
+              <w:t>CLASSIFICATION_ENFORCE_ACL</w:t>
+            </w:r>
+          </w:p>
+        </w:tc>
+        <w:tc>
+          <w:tcPr>
+            <w:tcW w:type="dxa" w:w="4060"/>
+          </w:tcPr>
+          <w:p>
+            <w:r>
+              <w:rPr>
+                <w:color w:val="202020"/>
+                <w:sz w:val="19"/>
+              </w:rPr>
+              <w:t xml:space="preserve">Turn the advisory tag into a real access boundary: a </w:t>
+            </w:r>
+            <w:r>
+              <w:rPr>
+                <w:rFonts w:ascii="Consolas" w:hAnsi="Consolas"/>
+                <w:color w:val="202020"/>
+                <w:sz w:val="19"/>
+              </w:rPr>
+              <w:t>Restricted</w:t>
+            </w:r>
+            <w:r>
+              <w:rPr>
+                <w:color w:val="202020"/>
+                <w:sz w:val="19"/>
+              </w:rPr>
+              <w:t xml:space="preserve"> item's ACL is replaced with a single grant to the restricted group</w:t>
+            </w:r>
+          </w:p>
+        </w:tc>
+        <w:tc>
+          <w:tcPr>
+            <w:tcW w:type="dxa" w:w="2400"/>
+          </w:tcPr>
+          <w:p>
+            <w:r>
+              <w:rPr>
+                <w:rFonts w:ascii="Consolas" w:hAnsi="Consolas"/>
+                <w:color w:val="202020"/>
+                <w:sz w:val="19"/>
+              </w:rPr>
+              <w:t>false</w:t>
+            </w:r>
+            <w:r>
+              <w:rPr>
+                <w:color w:val="202020"/>
+                <w:sz w:val="19"/>
+              </w:rPr>
+              <w:t xml:space="preserve"> (advisory only). When </w:t>
+            </w:r>
+            <w:r>
+              <w:rPr>
+                <w:rFonts w:ascii="Consolas" w:hAnsi="Consolas"/>
+                <w:color w:val="202020"/>
+                <w:sz w:val="19"/>
+              </w:rPr>
+              <w:t>true</w:t>
+            </w:r>
+            <w:r>
+              <w:rPr>
+                <w:color w:val="202020"/>
+                <w:sz w:val="19"/>
+              </w:rPr>
+              <w:t xml:space="preserve"> the group id is REQUIRED or config load fails fast; each restriction is written to the decision ledger</w:t>
+            </w:r>
+          </w:p>
+        </w:tc>
+      </w:tr>
+      <w:tr>
+        <w:tc>
+          <w:tcPr>
+            <w:tcW w:type="dxa" w:w="2900"/>
+            <w:shd w:val="clear" w:color="auto" w:fill="F7F9FC"/>
+          </w:tcPr>
+          <w:p>
+            <w:r>
+              <w:rPr>
+                <w:rFonts w:ascii="Consolas" w:hAnsi="Consolas"/>
+                <w:color w:val="202020"/>
+                <w:sz w:val="19"/>
+              </w:rPr>
+              <w:t>CLASSIFICATION_RESTRICTED_GROUP_ID</w:t>
+            </w:r>
+          </w:p>
+        </w:tc>
+        <w:tc>
+          <w:tcPr>
+            <w:tcW w:type="dxa" w:w="4060"/>
+            <w:shd w:val="clear" w:color="auto" w:fill="F7F9FC"/>
+          </w:tcPr>
+          <w:p>
+            <w:r>
+              <w:rPr>
+                <w:color w:val="202020"/>
+                <w:sz w:val="19"/>
+              </w:rPr>
+              <w:t xml:space="preserve">Entra group object id that </w:t>
+            </w:r>
+            <w:r>
+              <w:rPr>
+                <w:rFonts w:ascii="Consolas" w:hAnsi="Consolas"/>
+                <w:color w:val="202020"/>
+                <w:sz w:val="19"/>
+              </w:rPr>
+              <w:t>Restricted</w:t>
+            </w:r>
+            <w:r>
+              <w:rPr>
+                <w:color w:val="202020"/>
+                <w:sz w:val="19"/>
+              </w:rPr>
+              <w:t xml:space="preserve"> items are locked to when enforcement is on</w:t>
+            </w:r>
+          </w:p>
+        </w:tc>
+        <w:tc>
+          <w:tcPr>
+            <w:tcW w:type="dxa" w:w="2400"/>
+            <w:shd w:val="clear" w:color="auto" w:fill="F7F9FC"/>
+          </w:tcPr>
+          <w:p>
+            <w:r>
+              <w:rPr>
+                <w:color w:val="202020"/>
+                <w:sz w:val="19"/>
+              </w:rPr>
+              <w:t xml:space="preserve">Unset; required when </w:t>
+            </w:r>
+            <w:r>
+              <w:rPr>
+                <w:rFonts w:ascii="Consolas" w:hAnsi="Consolas"/>
+                <w:color w:val="202020"/>
+                <w:sz w:val="19"/>
+              </w:rPr>
+              <w:t>CLASSIFICATION_ENFORCE_ACL=true</w:t>
+            </w:r>
+          </w:p>
+        </w:tc>
+      </w:tr>
+      <w:tr>
+        <w:tc>
+          <w:tcPr>
+            <w:tcW w:type="dxa" w:w="2900"/>
+          </w:tcPr>
+          <w:p>
+            <w:r>
+              <w:rPr>
+                <w:rFonts w:ascii="Consolas" w:hAnsi="Consolas"/>
+                <w:color w:val="202020"/>
+                <w:sz w:val="19"/>
+              </w:rPr>
+              <w:t>GRAPH_ITEM_TTL_DAYS</w:t>
+            </w:r>
+          </w:p>
+        </w:tc>
+        <w:tc>
+          <w:tcPr>
+            <w:tcW w:type="dxa" w:w="4060"/>
+          </w:tcPr>
+          <w:p>
+            <w:r>
+              <w:rPr>
+                <w:color w:val="202020"/>
+                <w:sz w:val="19"/>
+              </w:rPr>
+              <w:t xml:space="preserve">Stamp each item with </w:t>
+            </w:r>
+            <w:r>
+              <w:rPr>
+                <w:rFonts w:ascii="Consolas" w:hAnsi="Consolas"/>
+                <w:color w:val="202020"/>
+                <w:sz w:val="19"/>
+              </w:rPr>
+              <w:t>expirationDateTime</w:t>
+            </w:r>
+            <w:r>
+              <w:rPr>
+                <w:color w:val="202020"/>
+                <w:sz w:val="19"/>
+              </w:rPr>
+              <w:t xml:space="preserve"> = now + TTL so the index self-expires if crawling stops</w:t>
+            </w:r>
+          </w:p>
+        </w:tc>
+        <w:tc>
+          <w:tcPr>
+            <w:tcW w:type="dxa" w:w="2400"/>
+          </w:tcPr>
+          <w:p>
+            <w:r>
+              <w:rPr>
+                <w:rFonts w:ascii="Consolas" w:hAnsi="Consolas"/>
+                <w:color w:val="202020"/>
+                <w:sz w:val="19"/>
+              </w:rPr>
+              <w:t>0</w:t>
+            </w:r>
+            <w:r>
+              <w:rPr>
+                <w:color w:val="202020"/>
+                <w:sz w:val="19"/>
+              </w:rPr>
+              <w:t xml:space="preserve"> = unset (items never expire; unchanged). Set comfortably above your full-crawl interval so healthy items are always re-stamped</w:t>
+            </w:r>
+          </w:p>
+        </w:tc>
+      </w:tr>
+      <w:tr>
+        <w:tc>
+          <w:tcPr>
+            <w:tcW w:type="dxa" w:w="2900"/>
+            <w:shd w:val="clear" w:color="auto" w:fill="F7F9FC"/>
+          </w:tcPr>
+          <w:p>
+            <w:r>
+              <w:rPr>
+                <w:rFonts w:ascii="Consolas" w:hAnsi="Consolas"/>
+                <w:color w:val="202020"/>
+                <w:sz w:val="19"/>
+              </w:rPr>
+              <w:t>DECISION_LEDGER</w:t>
+            </w:r>
+          </w:p>
+        </w:tc>
+        <w:tc>
+          <w:tcPr>
+            <w:tcW w:type="dxa" w:w="4060"/>
+            <w:shd w:val="clear" w:color="auto" w:fill="F7F9FC"/>
+          </w:tcPr>
+          <w:p>
+            <w:r>
+              <w:rPr>
+                <w:color w:val="202020"/>
+                <w:sz w:val="19"/>
+              </w:rPr>
+              <w:t>Append-only, SHA-256 hash-chained audit of EXCLUSION and ACL_RESTRICTION decisions (</w:t>
+            </w:r>
+            <w:r>
+              <w:rPr>
+                <w:rFonts w:ascii="Consolas" w:hAnsi="Consolas"/>
+                <w:color w:val="202020"/>
+                <w:sz w:val="19"/>
+              </w:rPr>
+              <w:t>logs/decisions_&lt;CONNECTOR_ID&gt;.jsonl</w:t>
+            </w:r>
+            <w:r>
+              <w:rPr>
+                <w:color w:val="202020"/>
+                <w:sz w:val="19"/>
+              </w:rPr>
+              <w:t>); a Verify step detects tamper/reorder/deletion</w:t>
+            </w:r>
+          </w:p>
+        </w:tc>
+        <w:tc>
+          <w:tcPr>
+            <w:tcW w:type="dxa" w:w="2400"/>
+            <w:shd w:val="clear" w:color="auto" w:fill="F7F9FC"/>
+          </w:tcPr>
+          <w:p>
+            <w:r>
+              <w:rPr>
+                <w:rFonts w:ascii="Consolas" w:hAnsi="Consolas"/>
+                <w:color w:val="202020"/>
+                <w:sz w:val="19"/>
+              </w:rPr>
+              <w:t>true</w:t>
+            </w:r>
+            <w:r>
+              <w:rPr>
+                <w:color w:val="202020"/>
+                <w:sz w:val="19"/>
+              </w:rPr>
+              <w:t xml:space="preserve"> (ON by default for this connector). Ids and reasons only — never content or PII</w:t>
+            </w:r>
+          </w:p>
+        </w:tc>
+      </w:tr>
+    </w:tbl>
+    <w:p>
+      <w:pPr>
+        <w:spacing w:after="40"/>
+      </w:pPr>
+    </w:p>
+    <w:p>
+      <w:pPr>
+        <w:pStyle w:val="Heading3"/>
+      </w:pPr>
+      <w:r>
+        <w:rPr>
+          <w:color w:val="2E5496"/>
+        </w:rPr>
+        <w:t>14.10 filters.json field reference</w:t>
       </w:r>
     </w:p>
     <w:tbl>
@@ -19150,6 +20543,395 @@
           <w:sz w:val="20"/>
         </w:rPr>
         <w:t>Coarser than live Salesforce sharing — choose the mode consciously per object (Section 5.5).</w:t>
+      </w:r>
+    </w:p>
+    <w:p>
+      <w:pPr>
+        <w:spacing w:after="20"/>
+        <w:keepNext/>
+      </w:pPr>
+      <w:r>
+        <w:rPr>
+          <w:b/>
+          <w:color w:val="1F3864"/>
+          <w:sz w:val="22"/>
+        </w:rPr>
+        <w:t>Dead-letter redaction</w:t>
+      </w:r>
+    </w:p>
+    <w:p>
+      <w:pPr>
+        <w:spacing w:after="20"/>
+        <w:ind w:left="240"/>
+      </w:pPr>
+      <w:r>
+        <w:rPr>
+          <w:b/>
+          <w:color w:val="595959"/>
+          <w:sz w:val="19"/>
+        </w:rPr>
+        <w:t xml:space="preserve">What it is  </w:t>
+      </w:r>
+      <w:r>
+        <w:rPr>
+          <w:color w:val="202020"/>
+          <w:sz w:val="20"/>
+        </w:rPr>
+        <w:t>Writing only non-sensitive metadata — record id, object type, error, property names, sizes and SHA-256 hashes — to the dead-letter queue instead of the full record values (</w:t>
+      </w:r>
+      <w:r>
+        <w:rPr>
+          <w:rFonts w:ascii="Consolas" w:hAnsi="Consolas"/>
+          <w:color w:val="202020"/>
+          <w:sz w:val="19"/>
+        </w:rPr>
+        <w:t>DEADLETTER_PAYLOAD_MODE=redacted</w:t>
+      </w:r>
+      <w:r>
+        <w:rPr>
+          <w:color w:val="202020"/>
+          <w:sz w:val="20"/>
+        </w:rPr>
+        <w:t>).</w:t>
+      </w:r>
+    </w:p>
+    <w:p>
+      <w:pPr>
+        <w:spacing w:after="160"/>
+        <w:ind w:left="240"/>
+      </w:pPr>
+      <w:r>
+        <w:rPr>
+          <w:b/>
+          <w:color w:val="595959"/>
+          <w:sz w:val="19"/>
+        </w:rPr>
+        <w:t xml:space="preserve">Why it matters  </w:t>
+      </w:r>
+      <w:r>
+        <w:rPr>
+          <w:color w:val="202020"/>
+          <w:sz w:val="20"/>
+        </w:rPr>
+        <w:t xml:space="preserve">The default as of this release, so the failed-records queue never becomes a second, less-protected copy of business data. </w:t>
+      </w:r>
+      <w:r>
+        <w:rPr>
+          <w:rFonts w:ascii="Consolas" w:hAnsi="Consolas"/>
+          <w:color w:val="202020"/>
+          <w:sz w:val="19"/>
+        </w:rPr>
+        <w:t>retry-failed</w:t>
+      </w:r>
+      <w:r>
+        <w:rPr>
+          <w:color w:val="202020"/>
+          <w:sz w:val="20"/>
+        </w:rPr>
+        <w:t xml:space="preserve"> is unaffected because it re-fetches each record from BDH by id; </w:t>
+      </w:r>
+      <w:r>
+        <w:rPr>
+          <w:rFonts w:ascii="Consolas" w:hAnsi="Consolas"/>
+          <w:color w:val="202020"/>
+          <w:sz w:val="19"/>
+        </w:rPr>
+        <w:t>full</w:t>
+      </w:r>
+      <w:r>
+        <w:rPr>
+          <w:color w:val="202020"/>
+          <w:sz w:val="20"/>
+        </w:rPr>
+        <w:t xml:space="preserve"> is an explicit opt-in and an unrecognised value fails fast at config load.</w:t>
+      </w:r>
+    </w:p>
+    <w:p>
+      <w:pPr>
+        <w:spacing w:after="20"/>
+        <w:keepNext/>
+      </w:pPr>
+      <w:r>
+        <w:rPr>
+          <w:b/>
+          <w:color w:val="1F3864"/>
+          <w:sz w:val="22"/>
+        </w:rPr>
+        <w:t>Classification enforcement (advisory tag → ACL)</w:t>
+      </w:r>
+    </w:p>
+    <w:p>
+      <w:pPr>
+        <w:spacing w:after="20"/>
+        <w:ind w:left="240"/>
+      </w:pPr>
+      <w:r>
+        <w:rPr>
+          <w:b/>
+          <w:color w:val="595959"/>
+          <w:sz w:val="19"/>
+        </w:rPr>
+        <w:t xml:space="preserve">What it is  </w:t>
+      </w:r>
+      <w:r>
+        <w:rPr>
+          <w:color w:val="202020"/>
+          <w:sz w:val="20"/>
+        </w:rPr>
+        <w:t xml:space="preserve">Turning the advisory </w:t>
+      </w:r>
+      <w:r>
+        <w:rPr>
+          <w:rFonts w:ascii="Consolas" w:hAnsi="Consolas"/>
+          <w:color w:val="202020"/>
+          <w:sz w:val="19"/>
+        </w:rPr>
+        <w:t>SensitivityLabel</w:t>
+      </w:r>
+      <w:r>
+        <w:rPr>
+          <w:color w:val="202020"/>
+          <w:sz w:val="20"/>
+        </w:rPr>
+        <w:t xml:space="preserve"> tag into a real access boundary: with </w:t>
+      </w:r>
+      <w:r>
+        <w:rPr>
+          <w:rFonts w:ascii="Consolas" w:hAnsi="Consolas"/>
+          <w:color w:val="202020"/>
+          <w:sz w:val="19"/>
+        </w:rPr>
+        <w:t>CLASSIFICATION_ENFORCE_ACL=true</w:t>
+      </w:r>
+      <w:r>
+        <w:rPr>
+          <w:color w:val="202020"/>
+          <w:sz w:val="20"/>
+        </w:rPr>
+        <w:t xml:space="preserve">, a </w:t>
+      </w:r>
+      <w:r>
+        <w:rPr>
+          <w:rFonts w:ascii="Consolas" w:hAnsi="Consolas"/>
+          <w:color w:val="202020"/>
+          <w:sz w:val="19"/>
+        </w:rPr>
+        <w:t>Restricted</w:t>
+      </w:r>
+      <w:r>
+        <w:rPr>
+          <w:color w:val="202020"/>
+          <w:sz w:val="20"/>
+        </w:rPr>
+        <w:t xml:space="preserve"> item's ACL is replaced with a single grant to </w:t>
+      </w:r>
+      <w:r>
+        <w:rPr>
+          <w:rFonts w:ascii="Consolas" w:hAnsi="Consolas"/>
+          <w:color w:val="202020"/>
+          <w:sz w:val="19"/>
+        </w:rPr>
+        <w:t>CLASSIFICATION_RESTRICTED_GROUP_ID</w:t>
+      </w:r>
+      <w:r>
+        <w:rPr>
+          <w:color w:val="202020"/>
+          <w:sz w:val="20"/>
+        </w:rPr>
+        <w:t>.</w:t>
+      </w:r>
+    </w:p>
+    <w:p>
+      <w:pPr>
+        <w:spacing w:after="160"/>
+        <w:ind w:left="240"/>
+      </w:pPr>
+      <w:r>
+        <w:rPr>
+          <w:b/>
+          <w:color w:val="595959"/>
+          <w:sz w:val="19"/>
+        </w:rPr>
+        <w:t xml:space="preserve">Why it matters  </w:t>
+      </w:r>
+      <w:r>
+        <w:rPr>
+          <w:color w:val="202020"/>
+          <w:sz w:val="20"/>
+        </w:rPr>
+        <w:t>The tag itself is advisory only — Purview-aligned in naming, NOT a Purview-enforced label (no encryption or DLP). Enforcement is the opt-in that actually gates retrieval; config load fails fast if the flag is on without a group, and each restriction is recorded in the decision ledger.</w:t>
+      </w:r>
+    </w:p>
+    <w:p>
+      <w:pPr>
+        <w:spacing w:after="20"/>
+        <w:keepNext/>
+      </w:pPr>
+      <w:r>
+        <w:rPr>
+          <w:b/>
+          <w:color w:val="1F3864"/>
+          <w:sz w:val="22"/>
+        </w:rPr>
+        <w:t>Stale-index item TTL / expirationDateTime</w:t>
+      </w:r>
+    </w:p>
+    <w:p>
+      <w:pPr>
+        <w:spacing w:after="20"/>
+        <w:ind w:left="240"/>
+      </w:pPr>
+      <w:r>
+        <w:rPr>
+          <w:b/>
+          <w:color w:val="595959"/>
+          <w:sz w:val="19"/>
+        </w:rPr>
+        <w:t xml:space="preserve">What it is  </w:t>
+      </w:r>
+      <w:r>
+        <w:rPr>
+          <w:color w:val="202020"/>
+          <w:sz w:val="20"/>
+        </w:rPr>
+        <w:t>An optional expiry (</w:t>
+      </w:r>
+      <w:r>
+        <w:rPr>
+          <w:rFonts w:ascii="Consolas" w:hAnsi="Consolas"/>
+          <w:color w:val="202020"/>
+          <w:sz w:val="19"/>
+        </w:rPr>
+        <w:t>GRAPH_ITEM_TTL_DAYS</w:t>
+      </w:r>
+      <w:r>
+        <w:rPr>
+          <w:color w:val="202020"/>
+          <w:sz w:val="20"/>
+        </w:rPr>
+        <w:t xml:space="preserve">) that stamps every ingested item with a top-level </w:t>
+      </w:r>
+      <w:r>
+        <w:rPr>
+          <w:rFonts w:ascii="Consolas" w:hAnsi="Consolas"/>
+          <w:color w:val="202020"/>
+          <w:sz w:val="19"/>
+        </w:rPr>
+        <w:t>expirationDateTime</w:t>
+      </w:r>
+      <w:r>
+        <w:rPr>
+          <w:color w:val="202020"/>
+          <w:sz w:val="20"/>
+        </w:rPr>
+        <w:t xml:space="preserve"> = now + TTL; a healthy connector re-stamps it on every crawl.</w:t>
+      </w:r>
+    </w:p>
+    <w:p>
+      <w:pPr>
+        <w:spacing w:after="160"/>
+        <w:ind w:left="240"/>
+      </w:pPr>
+      <w:r>
+        <w:rPr>
+          <w:b/>
+          <w:color w:val="595959"/>
+          <w:sz w:val="19"/>
+        </w:rPr>
+        <w:t xml:space="preserve">Why it matters  </w:t>
+      </w:r>
+      <w:r>
+        <w:rPr>
+          <w:color w:val="202020"/>
+          <w:sz w:val="20"/>
+        </w:rPr>
+        <w:t>Defence-in-depth: if crawling stops after an outage the index self-expires instead of serving stale data forever. Default 0 = no expiry; set it comfortably above your full-crawl interval so healthy items never expire.</w:t>
+      </w:r>
+    </w:p>
+    <w:p>
+      <w:pPr>
+        <w:spacing w:after="20"/>
+        <w:keepNext/>
+      </w:pPr>
+      <w:r>
+        <w:rPr>
+          <w:b/>
+          <w:color w:val="1F3864"/>
+          <w:sz w:val="22"/>
+        </w:rPr>
+        <w:t>Decision ledger</w:t>
+      </w:r>
+    </w:p>
+    <w:p>
+      <w:pPr>
+        <w:spacing w:after="20"/>
+        <w:ind w:left="240"/>
+      </w:pPr>
+      <w:r>
+        <w:rPr>
+          <w:b/>
+          <w:color w:val="595959"/>
+          <w:sz w:val="19"/>
+        </w:rPr>
+        <w:t xml:space="preserve">What it is  </w:t>
+      </w:r>
+      <w:r>
+        <w:rPr>
+          <w:color w:val="202020"/>
+          <w:sz w:val="20"/>
+        </w:rPr>
+        <w:t>An append-only, SHA-256 hash-chained log of access decisions — item EXCLUSIONS and ACL_RESTRICTIONS — recording ids and reasons only, never content or PII (</w:t>
+      </w:r>
+      <w:r>
+        <w:rPr>
+          <w:rFonts w:ascii="Consolas" w:hAnsi="Consolas"/>
+          <w:color w:val="202020"/>
+          <w:sz w:val="19"/>
+        </w:rPr>
+        <w:t>logs/decisions_&lt;CONNECTOR_ID&gt;.jsonl</w:t>
+      </w:r>
+      <w:r>
+        <w:rPr>
+          <w:color w:val="202020"/>
+          <w:sz w:val="20"/>
+        </w:rPr>
+        <w:t>).</w:t>
+      </w:r>
+    </w:p>
+    <w:p>
+      <w:pPr>
+        <w:spacing w:after="160"/>
+        <w:ind w:left="240"/>
+      </w:pPr>
+      <w:r>
+        <w:rPr>
+          <w:b/>
+          <w:color w:val="595959"/>
+          <w:sz w:val="19"/>
+        </w:rPr>
+        <w:t xml:space="preserve">Why it matters  </w:t>
+      </w:r>
+      <w:r>
+        <w:rPr>
+          <w:color w:val="202020"/>
+          <w:sz w:val="20"/>
+        </w:rPr>
+        <w:t>ON by default (</w:t>
+      </w:r>
+      <w:r>
+        <w:rPr>
+          <w:rFonts w:ascii="Consolas" w:hAnsi="Consolas"/>
+          <w:color w:val="202020"/>
+          <w:sz w:val="19"/>
+        </w:rPr>
+        <w:t>DECISION_LEDGER=true</w:t>
+      </w:r>
+      <w:r>
+        <w:rPr>
+          <w:color w:val="202020"/>
+          <w:sz w:val="20"/>
+        </w:rPr>
+        <w:t>) for this connector. A Verify step detects any later edit, deletion or reorder, so who-could-see-what decisions are tamper-evident; protect the file with the same owner-only ACLs as the rest of the state.</w:t>
       </w:r>
     </w:p>
     <w:sectPr>

--- a/Operator_Guides/05_Hadoop_BDH_Connector_Guide.docx
+++ b/Operator_Guides/05_Hadoop_BDH_Connector_Guide.docx
@@ -155,7 +155,7 @@
                 <w:color w:val="202020"/>
                 <w:sz w:val="20"/>
               </w:rPr>
-              <w:t>1.1</w:t>
+              <w:t>1.2</w:t>
             </w:r>
           </w:p>
         </w:tc>
@@ -187,7 +187,7 @@
                 <w:color w:val="202020"/>
                 <w:sz w:val="20"/>
               </w:rPr>
-              <w:t>18 July 2026 (bank-grade hardening release)</w:t>
+              <w:t>20 July 2026 (adversarial hardening release)</w:t>
             </w:r>
           </w:p>
         </w:tc>
@@ -921,7 +921,7 @@
         <w:rPr>
           <w:color w:val="2E5496"/>
         </w:rPr>
-        <w:t>1.3 What changed in this release — safe defaults</w:t>
+        <w:t>1.3 What changed in this release</w:t>
       </w:r>
     </w:p>
     <w:tbl>
@@ -966,14 +966,29 @@
                 <w:color w:val="202020"/>
                 <w:sz w:val="20"/>
               </w:rPr>
-              <w:t>version 1.1 bank-grade hardening release</w:t>
+              <w:t>version 1.2 adversarial hardening release</w:t>
             </w:r>
             <w:r>
               <w:rPr>
                 <w:color w:val="202020"/>
                 <w:sz w:val="20"/>
               </w:rPr>
-              <w:t>. Most of the changes below are safer DEFAULTS that take effect automatically when you upgrade — no action needed — plus a few opt-in governance controls. The connector's signature behaviour is unchanged: filter-first crawling, the fail-closed scale guard, and the dt-watermark overlap all work exactly as before.</w:t>
+              <w:t xml:space="preserve"> (20 July 2026). Between 1.1 and 1.2 this connector's configuration and preflight path was attacked by independent hostile verifiers, and the fixes that survived are documented below with their limits stated as plainly as their guarantees. The programme-wide account — every connector, every round, and what remains open — is in the </w:t>
+            </w:r>
+            <w:r>
+              <w:rPr>
+                <w:b/>
+                <w:color w:val="202020"/>
+                <w:sz w:val="20"/>
+              </w:rPr>
+              <w:t>Release Notes — Bank-Grade Hardening Programme (CONN-DOC-REL-01)</w:t>
+            </w:r>
+            <w:r>
+              <w:rPr>
+                <w:color w:val="202020"/>
+                <w:sz w:val="20"/>
+              </w:rPr>
+              <w:t>; this guide covers only the operator-visible results for BDH.</w:t>
             </w:r>
           </w:p>
         </w:tc>
@@ -992,7 +1007,7 @@
         <w:rPr>
           <w:color w:val="202020"/>
         </w:rPr>
-        <w:t>The behaviour-changing default flips for this connector:</w:t>
+        <w:t>Operator-visible changes in 1.2:</w:t>
       </w:r>
     </w:p>
     <w:p>
@@ -1005,7 +1020,7 @@
           <w:b/>
           <w:color w:val="202020"/>
         </w:rPr>
-        <w:t>Dead-letter payloads are now redacted by default.</w:t>
+        <w:t>Preflight now validates every config file the connector reads — all four of them.</w:t>
       </w:r>
       <w:r>
         <w:rPr>
@@ -1019,13 +1034,13 @@
           <w:color w:val="202020"/>
           <w:sz w:val="19"/>
         </w:rPr>
-        <w:t>DEADLETTER_PAYLOAD_MODE</w:t>
-      </w:r>
-      <w:r>
-        <w:rPr>
-          <w:color w:val="202020"/>
-        </w:rPr>
-        <w:t xml:space="preserve"> defaults to </w:t>
+        <w:t>validate-config --strict</w:t>
+      </w:r>
+      <w:r>
+        <w:rPr>
+          <w:color w:val="202020"/>
+        </w:rPr>
+        <w:t xml:space="preserve"> is the deployment gate, and a configuration that passes it will not fail at crawl time for a configuration reason; its verdict no longer depends on the </w:t>
       </w:r>
       <w:r>
         <w:rPr>
@@ -1033,13 +1048,13 @@
           <w:color w:val="202020"/>
           <w:sz w:val="19"/>
         </w:rPr>
-        <w:t>redacted</w:t>
-      </w:r>
-      <w:r>
-        <w:rPr>
-          <w:color w:val="202020"/>
-        </w:rPr>
-        <w:t xml:space="preserve"> (was </w:t>
+        <w:t>CLASSIFICATION</w:t>
+      </w:r>
+      <w:r>
+        <w:rPr>
+          <w:color w:val="202020"/>
+        </w:rPr>
+        <w:t xml:space="preserve"> flag (with one documented absent-file exception). Previously a </w:t>
       </w:r>
       <w:r>
         <w:rPr>
@@ -1047,13 +1062,13 @@
           <w:color w:val="202020"/>
           <w:sz w:val="19"/>
         </w:rPr>
-        <w:t>full</w:t>
-      </w:r>
-      <w:r>
-        <w:rPr>
-          <w:color w:val="202020"/>
-        </w:rPr>
-        <w:t xml:space="preserve">): raw record values and PII no longer land in the dead-letter queue unless you explicitly set </w:t>
+        <w:t>classification.json</w:t>
+      </w:r>
+      <w:r>
+        <w:rPr>
+          <w:color w:val="202020"/>
+        </w:rPr>
+        <w:t xml:space="preserve"> containing JSON nulls or wrong-typed values passed </w:t>
       </w:r>
       <w:r>
         <w:rPr>
@@ -1061,33 +1076,20 @@
           <w:color w:val="202020"/>
           <w:sz w:val="19"/>
         </w:rPr>
-        <w:t>full</w:t>
-      </w:r>
-      <w:r>
-        <w:rPr>
-          <w:color w:val="202020"/>
-        </w:rPr>
-        <w:t xml:space="preserve">. A typo in this setting now </w:t>
+        <w:t>--strict</w:t>
+      </w:r>
+      <w:r>
+        <w:rPr>
+          <w:color w:val="202020"/>
+        </w:rPr>
+        <w:t xml:space="preserve"> green and then killed the crawl (</w:t>
       </w:r>
       <w:r>
         <w:rPr>
           <w:b/>
           <w:color w:val="202020"/>
         </w:rPr>
-        <w:t>fails fast at config load</w:t>
-      </w:r>
-      <w:r>
-        <w:rPr>
-          <w:color w:val="202020"/>
-        </w:rPr>
-        <w:t xml:space="preserve"> instead of silently falling back to redacting (</w:t>
-      </w:r>
-      <w:r>
-        <w:rPr>
-          <w:b/>
-          <w:color w:val="202020"/>
-        </w:rPr>
-        <w:t>Section 14.9</w:t>
+        <w:t>Section 14.11</w:t>
       </w:r>
       <w:r>
         <w:rPr>
@@ -1106,13 +1108,13 @@
           <w:b/>
           <w:color w:val="202020"/>
         </w:rPr>
-        <w:t>Identity sync now runs on incremental crawls too.</w:t>
-      </w:r>
-      <w:r>
-        <w:rPr>
-          <w:color w:val="202020"/>
-        </w:rPr>
-        <w:t xml:space="preserve"> </w:t>
+        <w:t>A graph-schema cross-check</w:t>
+      </w:r>
+      <w:r>
+        <w:rPr>
+          <w:color w:val="202020"/>
+        </w:rPr>
+        <w:t xml:space="preserve">: preflight now errors on any Graph property the object list produces that </w:t>
       </w:r>
       <w:r>
         <w:rPr>
@@ -1120,48 +1122,20 @@
           <w:color w:val="202020"/>
           <w:sz w:val="19"/>
         </w:rPr>
-        <w:t>IDENTITY_SYNC_ON_INCREMENTAL</w:t>
-      </w:r>
-      <w:r>
-        <w:rPr>
-          <w:color w:val="202020"/>
-        </w:rPr>
-        <w:t xml:space="preserve"> defaults to </w:t>
-      </w:r>
-      <w:r>
-        <w:rPr>
-          <w:rFonts w:ascii="Consolas" w:hAnsi="Consolas"/>
-          <w:color w:val="202020"/>
-          <w:sz w:val="19"/>
-        </w:rPr>
-        <w:t>true</w:t>
-      </w:r>
-      <w:r>
-        <w:rPr>
-          <w:color w:val="202020"/>
-        </w:rPr>
-        <w:t xml:space="preserve"> (was </w:t>
-      </w:r>
-      <w:r>
-        <w:rPr>
-          <w:rFonts w:ascii="Consolas" w:hAnsi="Consolas"/>
-          <w:color w:val="202020"/>
-          <w:sz w:val="19"/>
-        </w:rPr>
-        <w:t>false</w:t>
-      </w:r>
-      <w:r>
-        <w:rPr>
-          <w:color w:val="202020"/>
-        </w:rPr>
-        <w:t>): entitlements re-sync every incremental crawl, so ACL staleness tracks the incremental cadence rather than waiting for the next full crawl (</w:t>
+        <w:t>config/graph-schema.json</w:t>
+      </w:r>
+      <w:r>
+        <w:rPr>
+          <w:color w:val="202020"/>
+        </w:rPr>
+        <w:t xml:space="preserve"> does not declare — including the seven always-emitted names — because Graph rejects every affected item at push time (</w:t>
       </w:r>
       <w:r>
         <w:rPr>
           <w:b/>
           <w:color w:val="202020"/>
         </w:rPr>
-        <w:t>Section 8.5</w:t>
+        <w:t>Section 14.12</w:t>
       </w:r>
       <w:r>
         <w:rPr>
@@ -1180,41 +1154,45 @@
           <w:b/>
           <w:color w:val="202020"/>
         </w:rPr>
-        <w:t>State directories are created owner-only at startup.</w:t>
-      </w:r>
-      <w:r>
-        <w:rPr>
-          <w:color w:val="202020"/>
-        </w:rPr>
-        <w:t xml:space="preserve"> </w:t>
+        <w:t xml:space="preserve">Per-column </w:t>
       </w:r>
       <w:r>
         <w:rPr>
           <w:rFonts w:ascii="Consolas" w:hAnsi="Consolas"/>
+          <w:b/>
           <w:color w:val="202020"/>
           <w:sz w:val="19"/>
         </w:rPr>
-        <w:t>logs/</w:t>
-      </w:r>
-      <w:r>
-        <w:rPr>
-          <w:color w:val="202020"/>
-        </w:rPr>
-        <w:t xml:space="preserve">, </w:t>
+        <w:t>drop</w:t>
+      </w:r>
+      <w:r>
+        <w:rPr>
+          <w:b/>
+          <w:color w:val="202020"/>
+        </w:rPr>
+        <w:t>/</w:t>
       </w:r>
       <w:r>
         <w:rPr>
           <w:rFonts w:ascii="Consolas" w:hAnsi="Consolas"/>
+          <w:b/>
           <w:color w:val="202020"/>
           <w:sz w:val="19"/>
         </w:rPr>
-        <w:t>data/</w:t>
-      </w:r>
-      <w:r>
-        <w:rPr>
-          <w:color w:val="202020"/>
-        </w:rPr>
-        <w:t xml:space="preserve"> and the dead-letter directory are locked down (POSIX </w:t>
+        <w:t>mask</w:t>
+      </w:r>
+      <w:r>
+        <w:rPr>
+          <w:b/>
+          <w:color w:val="202020"/>
+        </w:rPr>
+        <w:t xml:space="preserve"> policies</w:t>
+      </w:r>
+      <w:r>
+        <w:rPr>
+          <w:color w:val="202020"/>
+        </w:rPr>
+        <w:t xml:space="preserve"> (</w:t>
       </w:r>
       <w:r>
         <w:rPr>
@@ -1222,20 +1200,34 @@
           <w:color w:val="202020"/>
           <w:sz w:val="19"/>
         </w:rPr>
-        <w:t>0700</w:t>
-      </w:r>
-      <w:r>
-        <w:rPr>
-          <w:color w:val="202020"/>
-        </w:rPr>
-        <w:t>; on Windows, best-effort owner + Administrators) so other local accounts cannot read the state, identity store or dead-letter queue (</w:t>
+        <w:t>columnPolicies</w:t>
+      </w:r>
+      <w:r>
+        <w:rPr>
+          <w:color w:val="202020"/>
+        </w:rPr>
+        <w:t xml:space="preserve"> in </w:t>
+      </w:r>
+      <w:r>
+        <w:rPr>
+          <w:rFonts w:ascii="Consolas" w:hAnsi="Consolas"/>
+          <w:color w:val="202020"/>
+          <w:sz w:val="19"/>
+        </w:rPr>
+        <w:t>config/schema.json</w:t>
+      </w:r>
+      <w:r>
+        <w:rPr>
+          <w:color w:val="202020"/>
+        </w:rPr>
+        <w:t>), with load-time rejection of every shape that would report a restriction the items do not deliver — including collisions with the seven always-emitted properties, in both directions (</w:t>
       </w:r>
       <w:r>
         <w:rPr>
           <w:b/>
           <w:color w:val="202020"/>
         </w:rPr>
-        <w:t>Section 10</w:t>
+        <w:t>Section 14.13</w:t>
       </w:r>
       <w:r>
         <w:rPr>
@@ -1246,13 +1238,504 @@
     </w:p>
     <w:p>
       <w:pPr>
+        <w:pStyle w:val="ListBullet"/>
+        <w:spacing w:after="40"/>
+      </w:pPr>
+      <w:r>
+        <w:rPr>
+          <w:b/>
+          <w:color w:val="202020"/>
+        </w:rPr>
+        <w:t>Coarse-ACL sign-off:</w:t>
+      </w:r>
+      <w:r>
+        <w:rPr>
+          <w:color w:val="202020"/>
+        </w:rPr>
+        <w:t xml:space="preserve"> </w:t>
+      </w:r>
+      <w:r>
+        <w:rPr>
+          <w:rFonts w:ascii="Consolas" w:hAnsi="Consolas"/>
+          <w:color w:val="202020"/>
+          <w:sz w:val="19"/>
+        </w:rPr>
+        <w:t>--strict</w:t>
+      </w:r>
+      <w:r>
+        <w:rPr>
+          <w:color w:val="202020"/>
+        </w:rPr>
+        <w:t xml:space="preserve"> now fails any </w:t>
+      </w:r>
+      <w:r>
+        <w:rPr>
+          <w:rFonts w:ascii="Consolas" w:hAnsi="Consolas"/>
+          <w:color w:val="202020"/>
+          <w:sz w:val="19"/>
+        </w:rPr>
+        <w:t>group</w:t>
+      </w:r>
+      <w:r>
+        <w:rPr>
+          <w:color w:val="202020"/>
+        </w:rPr>
+        <w:t>/</w:t>
+      </w:r>
+      <w:r>
+        <w:rPr>
+          <w:rFonts w:ascii="Consolas" w:hAnsi="Consolas"/>
+          <w:color w:val="202020"/>
+          <w:sz w:val="19"/>
+        </w:rPr>
+        <w:t>public</w:t>
+      </w:r>
+      <w:r>
+        <w:rPr>
+          <w:color w:val="202020"/>
+        </w:rPr>
+        <w:t xml:space="preserve"> object until a human records </w:t>
+      </w:r>
+      <w:r>
+        <w:rPr>
+          <w:rFonts w:ascii="Consolas" w:hAnsi="Consolas"/>
+          <w:color w:val="202020"/>
+          <w:sz w:val="19"/>
+        </w:rPr>
+        <w:t>coarseAclAcknowledged: true</w:t>
+      </w:r>
+      <w:r>
+        <w:rPr>
+          <w:color w:val="202020"/>
+        </w:rPr>
+        <w:t xml:space="preserve"> </w:t>
+      </w:r>
+      <w:r>
+        <w:rPr>
+          <w:b/>
+          <w:color w:val="202020"/>
+        </w:rPr>
+        <w:t>and</w:t>
+      </w:r>
+      <w:r>
+        <w:rPr>
+          <w:color w:val="202020"/>
+        </w:rPr>
+        <w:t xml:space="preserve"> </w:t>
+      </w:r>
+      <w:r>
+        <w:rPr>
+          <w:rFonts w:ascii="Consolas" w:hAnsi="Consolas"/>
+          <w:color w:val="202020"/>
+          <w:sz w:val="19"/>
+        </w:rPr>
+        <w:t>coarseAclAcknowledgedFor</w:t>
+      </w:r>
+      <w:r>
+        <w:rPr>
+          <w:color w:val="202020"/>
+        </w:rPr>
+        <w:t xml:space="preserve"> naming the exact posture (</w:t>
+      </w:r>
+      <w:r>
+        <w:rPr>
+          <w:rFonts w:ascii="Consolas" w:hAnsi="Consolas"/>
+          <w:color w:val="202020"/>
+          <w:sz w:val="19"/>
+        </w:rPr>
+        <w:t>"public"</w:t>
+      </w:r>
+      <w:r>
+        <w:rPr>
+          <w:color w:val="202020"/>
+        </w:rPr>
+        <w:t xml:space="preserve"> or </w:t>
+      </w:r>
+      <w:r>
+        <w:rPr>
+          <w:rFonts w:ascii="Consolas" w:hAnsi="Consolas"/>
+          <w:color w:val="202020"/>
+          <w:sz w:val="19"/>
+        </w:rPr>
+        <w:t>"group:&lt;aclGroupId&gt;"</w:t>
+      </w:r>
+      <w:r>
+        <w:rPr>
+          <w:color w:val="202020"/>
+        </w:rPr>
+        <w:t xml:space="preserve">) in </w:t>
+      </w:r>
+      <w:r>
+        <w:rPr>
+          <w:rFonts w:ascii="Consolas" w:hAnsi="Consolas"/>
+          <w:color w:val="202020"/>
+          <w:sz w:val="19"/>
+        </w:rPr>
+        <w:t>config/schema.json</w:t>
+      </w:r>
+      <w:r>
+        <w:rPr>
+          <w:color w:val="202020"/>
+        </w:rPr>
+        <w:t xml:space="preserve">; a binding that does not match the effective posture is a hard config-load error, so any widening forces a fresh review. The shipped config deliberately ships unacknowledged — a fresh deployment fails </w:t>
+      </w:r>
+      <w:r>
+        <w:rPr>
+          <w:rFonts w:ascii="Consolas" w:hAnsi="Consolas"/>
+          <w:color w:val="202020"/>
+          <w:sz w:val="19"/>
+        </w:rPr>
+        <w:t>--strict</w:t>
+      </w:r>
+      <w:r>
+        <w:rPr>
+          <w:color w:val="202020"/>
+        </w:rPr>
+        <w:t xml:space="preserve"> on </w:t>
+      </w:r>
+      <w:r>
+        <w:rPr>
+          <w:rFonts w:ascii="Consolas" w:hAnsi="Consolas"/>
+          <w:color w:val="202020"/>
+          <w:sz w:val="19"/>
+        </w:rPr>
+        <w:t>Account</w:t>
+      </w:r>
+      <w:r>
+        <w:rPr>
+          <w:color w:val="202020"/>
+        </w:rPr>
+        <w:t xml:space="preserve"> until someone reviews it.</w:t>
+      </w:r>
+    </w:p>
+    <w:p>
+      <w:pPr>
+        <w:pStyle w:val="ListBullet"/>
+        <w:spacing w:after="40"/>
+      </w:pPr>
+      <w:r>
+        <w:rPr>
+          <w:b/>
+          <w:color w:val="202020"/>
+        </w:rPr>
+        <w:t>A config mistake on the crawl path now prints the actionable message and exits 2</w:t>
+      </w:r>
+      <w:r>
+        <w:rPr>
+          <w:color w:val="202020"/>
+        </w:rPr>
+        <w:t xml:space="preserve"> — the same sentence naming the object, the key and the fix that </w:t>
+      </w:r>
+      <w:r>
+        <w:rPr>
+          <w:rFonts w:ascii="Consolas" w:hAnsi="Consolas"/>
+          <w:color w:val="202020"/>
+          <w:sz w:val="19"/>
+        </w:rPr>
+        <w:t>validate-config</w:t>
+      </w:r>
+      <w:r>
+        <w:rPr>
+          <w:color w:val="202020"/>
+        </w:rPr>
+        <w:t xml:space="preserve"> prints — instead of a stack trace. The automated test count rose from 702 to </w:t>
+      </w:r>
+      <w:r>
+        <w:rPr>
+          <w:b/>
+          <w:color w:val="202020"/>
+        </w:rPr>
+        <w:t>981</w:t>
+      </w:r>
+      <w:r>
+        <w:rPr>
+          <w:color w:val="202020"/>
+        </w:rPr>
+        <w:t>.</w:t>
+      </w:r>
+    </w:p>
+    <w:p>
+      <w:pPr>
         <w:spacing w:after="120"/>
       </w:pPr>
       <w:r>
         <w:rPr>
           <w:color w:val="202020"/>
         </w:rPr>
-        <w:t>New opt-in governance and compliance controls (all off/unset unless noted):</w:t>
+        <w:t xml:space="preserve">Carried over from </w:t>
+      </w:r>
+      <w:r>
+        <w:rPr>
+          <w:b/>
+          <w:color w:val="202020"/>
+        </w:rPr>
+        <w:t>version 1.1 (bank-grade hardening)</w:t>
+      </w:r>
+      <w:r>
+        <w:rPr>
+          <w:color w:val="202020"/>
+        </w:rPr>
+        <w:t xml:space="preserve"> — these safer defaults took effect automatically on upgrade and remain in force. The connector's signature behaviour is unchanged throughout: filter-first crawling, the fail-closed scale guard, and the dt-watermark overlap all work exactly as before. The 1.1 default flips:</w:t>
+      </w:r>
+    </w:p>
+    <w:p>
+      <w:pPr>
+        <w:pStyle w:val="ListBullet"/>
+        <w:spacing w:after="40"/>
+      </w:pPr>
+      <w:r>
+        <w:rPr>
+          <w:b/>
+          <w:color w:val="202020"/>
+        </w:rPr>
+        <w:t>Dead-letter payloads are now redacted by default.</w:t>
+      </w:r>
+      <w:r>
+        <w:rPr>
+          <w:color w:val="202020"/>
+        </w:rPr>
+        <w:t xml:space="preserve"> </w:t>
+      </w:r>
+      <w:r>
+        <w:rPr>
+          <w:rFonts w:ascii="Consolas" w:hAnsi="Consolas"/>
+          <w:color w:val="202020"/>
+          <w:sz w:val="19"/>
+        </w:rPr>
+        <w:t>DEADLETTER_PAYLOAD_MODE</w:t>
+      </w:r>
+      <w:r>
+        <w:rPr>
+          <w:color w:val="202020"/>
+        </w:rPr>
+        <w:t xml:space="preserve"> defaults to </w:t>
+      </w:r>
+      <w:r>
+        <w:rPr>
+          <w:rFonts w:ascii="Consolas" w:hAnsi="Consolas"/>
+          <w:color w:val="202020"/>
+          <w:sz w:val="19"/>
+        </w:rPr>
+        <w:t>redacted</w:t>
+      </w:r>
+      <w:r>
+        <w:rPr>
+          <w:color w:val="202020"/>
+        </w:rPr>
+        <w:t xml:space="preserve"> (was </w:t>
+      </w:r>
+      <w:r>
+        <w:rPr>
+          <w:rFonts w:ascii="Consolas" w:hAnsi="Consolas"/>
+          <w:color w:val="202020"/>
+          <w:sz w:val="19"/>
+        </w:rPr>
+        <w:t>full</w:t>
+      </w:r>
+      <w:r>
+        <w:rPr>
+          <w:color w:val="202020"/>
+        </w:rPr>
+        <w:t xml:space="preserve">): raw record values and PII no longer land in the dead-letter queue unless you explicitly set </w:t>
+      </w:r>
+      <w:r>
+        <w:rPr>
+          <w:rFonts w:ascii="Consolas" w:hAnsi="Consolas"/>
+          <w:color w:val="202020"/>
+          <w:sz w:val="19"/>
+        </w:rPr>
+        <w:t>full</w:t>
+      </w:r>
+      <w:r>
+        <w:rPr>
+          <w:color w:val="202020"/>
+        </w:rPr>
+        <w:t xml:space="preserve">. A typo in this setting now </w:t>
+      </w:r>
+      <w:r>
+        <w:rPr>
+          <w:b/>
+          <w:color w:val="202020"/>
+        </w:rPr>
+        <w:t>fails fast at config load</w:t>
+      </w:r>
+      <w:r>
+        <w:rPr>
+          <w:color w:val="202020"/>
+        </w:rPr>
+        <w:t xml:space="preserve"> instead of silently falling back to redacting (</w:t>
+      </w:r>
+      <w:r>
+        <w:rPr>
+          <w:b/>
+          <w:color w:val="202020"/>
+        </w:rPr>
+        <w:t>Section 14.9</w:t>
+      </w:r>
+      <w:r>
+        <w:rPr>
+          <w:color w:val="202020"/>
+        </w:rPr>
+        <w:t>).</w:t>
+      </w:r>
+    </w:p>
+    <w:p>
+      <w:pPr>
+        <w:pStyle w:val="ListBullet"/>
+        <w:spacing w:after="40"/>
+      </w:pPr>
+      <w:r>
+        <w:rPr>
+          <w:b/>
+          <w:color w:val="202020"/>
+        </w:rPr>
+        <w:t>Identity sync now runs on incremental crawls too.</w:t>
+      </w:r>
+      <w:r>
+        <w:rPr>
+          <w:color w:val="202020"/>
+        </w:rPr>
+        <w:t xml:space="preserve"> </w:t>
+      </w:r>
+      <w:r>
+        <w:rPr>
+          <w:rFonts w:ascii="Consolas" w:hAnsi="Consolas"/>
+          <w:color w:val="202020"/>
+          <w:sz w:val="19"/>
+        </w:rPr>
+        <w:t>IDENTITY_SYNC_ON_INCREMENTAL</w:t>
+      </w:r>
+      <w:r>
+        <w:rPr>
+          <w:color w:val="202020"/>
+        </w:rPr>
+        <w:t xml:space="preserve"> defaults to </w:t>
+      </w:r>
+      <w:r>
+        <w:rPr>
+          <w:rFonts w:ascii="Consolas" w:hAnsi="Consolas"/>
+          <w:color w:val="202020"/>
+          <w:sz w:val="19"/>
+        </w:rPr>
+        <w:t>true</w:t>
+      </w:r>
+      <w:r>
+        <w:rPr>
+          <w:color w:val="202020"/>
+        </w:rPr>
+        <w:t xml:space="preserve"> (was </w:t>
+      </w:r>
+      <w:r>
+        <w:rPr>
+          <w:rFonts w:ascii="Consolas" w:hAnsi="Consolas"/>
+          <w:color w:val="202020"/>
+          <w:sz w:val="19"/>
+        </w:rPr>
+        <w:t>false</w:t>
+      </w:r>
+      <w:r>
+        <w:rPr>
+          <w:color w:val="202020"/>
+        </w:rPr>
+        <w:t>): entitlements re-sync every incremental crawl, so ACL staleness tracks the incremental cadence rather than waiting for the next full crawl (</w:t>
+      </w:r>
+      <w:r>
+        <w:rPr>
+          <w:b/>
+          <w:color w:val="202020"/>
+        </w:rPr>
+        <w:t>Section 8.5</w:t>
+      </w:r>
+      <w:r>
+        <w:rPr>
+          <w:color w:val="202020"/>
+        </w:rPr>
+        <w:t>).</w:t>
+      </w:r>
+    </w:p>
+    <w:p>
+      <w:pPr>
+        <w:pStyle w:val="ListBullet"/>
+        <w:spacing w:after="40"/>
+      </w:pPr>
+      <w:r>
+        <w:rPr>
+          <w:b/>
+          <w:color w:val="202020"/>
+        </w:rPr>
+        <w:t>State directories are created owner-only at startup.</w:t>
+      </w:r>
+      <w:r>
+        <w:rPr>
+          <w:color w:val="202020"/>
+        </w:rPr>
+        <w:t xml:space="preserve"> </w:t>
+      </w:r>
+      <w:r>
+        <w:rPr>
+          <w:rFonts w:ascii="Consolas" w:hAnsi="Consolas"/>
+          <w:color w:val="202020"/>
+          <w:sz w:val="19"/>
+        </w:rPr>
+        <w:t>logs/</w:t>
+      </w:r>
+      <w:r>
+        <w:rPr>
+          <w:color w:val="202020"/>
+        </w:rPr>
+        <w:t xml:space="preserve">, </w:t>
+      </w:r>
+      <w:r>
+        <w:rPr>
+          <w:rFonts w:ascii="Consolas" w:hAnsi="Consolas"/>
+          <w:color w:val="202020"/>
+          <w:sz w:val="19"/>
+        </w:rPr>
+        <w:t>data/</w:t>
+      </w:r>
+      <w:r>
+        <w:rPr>
+          <w:color w:val="202020"/>
+        </w:rPr>
+        <w:t xml:space="preserve"> and the dead-letter directory are locked down (POSIX </w:t>
+      </w:r>
+      <w:r>
+        <w:rPr>
+          <w:rFonts w:ascii="Consolas" w:hAnsi="Consolas"/>
+          <w:color w:val="202020"/>
+          <w:sz w:val="19"/>
+        </w:rPr>
+        <w:t>0700</w:t>
+      </w:r>
+      <w:r>
+        <w:rPr>
+          <w:color w:val="202020"/>
+        </w:rPr>
+        <w:t>; on Windows, best-effort owner + Administrators) so other local accounts cannot read the state, identity store or dead-letter queue (</w:t>
+      </w:r>
+      <w:r>
+        <w:rPr>
+          <w:b/>
+          <w:color w:val="202020"/>
+        </w:rPr>
+        <w:t>Section 10</w:t>
+      </w:r>
+      <w:r>
+        <w:rPr>
+          <w:color w:val="202020"/>
+        </w:rPr>
+        <w:t>).</w:t>
+      </w:r>
+    </w:p>
+    <w:p>
+      <w:pPr>
+        <w:spacing w:after="120"/>
+      </w:pPr>
+      <w:r>
+        <w:rPr>
+          <w:color w:val="202020"/>
+        </w:rPr>
+        <w:t>Opt-in governance and compliance controls introduced in 1.1 (all off/unset unless noted):</w:t>
       </w:r>
     </w:p>
     <w:p>
@@ -2858,7 +3341,7 @@
                 <w:color w:val="202020"/>
                 <w:sz w:val="19"/>
               </w:rPr>
-              <w:t>Built on .NET 10; 650 automated tests</w:t>
+              <w:t>Built on .NET 10; 981 automated tests</w:t>
             </w:r>
           </w:p>
         </w:tc>
@@ -11271,7 +11754,7 @@
           <w:b/>
           <w:color w:val="202020"/>
         </w:rPr>
-        <w:t>Write and validate the filters.</w:t>
+        <w:t>Write the filters, then validate the whole configuration.</w:t>
       </w:r>
       <w:r>
         <w:rPr>
@@ -11318,7 +11801,89 @@
         <w:rPr>
           <w:color w:val="202020"/>
         </w:rPr>
-        <w:t xml:space="preserve"> — it checks env vars, config files, the filter sanity (including unfiltered objects), the shard map and, with connectivity, the BDH and Graph endpoints. Fix anything it flags before continuing.</w:t>
+        <w:t xml:space="preserve"> — it checks env vars, the shard map, (with connectivity) the BDH and Graph endpoints, and </w:t>
+      </w:r>
+      <w:r>
+        <w:rPr>
+          <w:b/>
+          <w:color w:val="202020"/>
+        </w:rPr>
+        <w:t>all four config files</w:t>
+      </w:r>
+      <w:r>
+        <w:rPr>
+          <w:color w:val="202020"/>
+        </w:rPr>
+        <w:t xml:space="preserve"> — </w:t>
+      </w:r>
+      <w:r>
+        <w:rPr>
+          <w:rFonts w:ascii="Consolas" w:hAnsi="Consolas"/>
+          <w:color w:val="202020"/>
+          <w:sz w:val="19"/>
+        </w:rPr>
+        <w:t>schema.json</w:t>
+      </w:r>
+      <w:r>
+        <w:rPr>
+          <w:color w:val="202020"/>
+        </w:rPr>
+        <w:t xml:space="preserve">, </w:t>
+      </w:r>
+      <w:r>
+        <w:rPr>
+          <w:rFonts w:ascii="Consolas" w:hAnsi="Consolas"/>
+          <w:color w:val="202020"/>
+          <w:sz w:val="19"/>
+        </w:rPr>
+        <w:t>graph-schema.json</w:t>
+      </w:r>
+      <w:r>
+        <w:rPr>
+          <w:color w:val="202020"/>
+        </w:rPr>
+        <w:t xml:space="preserve">, </w:t>
+      </w:r>
+      <w:r>
+        <w:rPr>
+          <w:rFonts w:ascii="Consolas" w:hAnsi="Consolas"/>
+          <w:color w:val="202020"/>
+          <w:sz w:val="19"/>
+        </w:rPr>
+        <w:t>filters.json</w:t>
+      </w:r>
+      <w:r>
+        <w:rPr>
+          <w:color w:val="202020"/>
+        </w:rPr>
+        <w:t xml:space="preserve">, </w:t>
+      </w:r>
+      <w:r>
+        <w:rPr>
+          <w:rFonts w:ascii="Consolas" w:hAnsi="Consolas"/>
+          <w:color w:val="202020"/>
+          <w:sz w:val="19"/>
+        </w:rPr>
+        <w:t>classification.json</w:t>
+      </w:r>
+      <w:r>
+        <w:rPr>
+          <w:color w:val="202020"/>
+        </w:rPr>
+        <w:t xml:space="preserve"> — each with the same loader the crawl itself uses, including filter sanity (unfiltered objects), the graph-schema cross-check and the coarse-ACL sign-off (</w:t>
+      </w:r>
+      <w:r>
+        <w:rPr>
+          <w:b/>
+          <w:color w:val="202020"/>
+        </w:rPr>
+        <w:t>Sections 14.11–14.13</w:t>
+      </w:r>
+      <w:r>
+        <w:rPr>
+          <w:color w:val="202020"/>
+        </w:rPr>
+        <w:t>). A configuration that passes will not fail at crawl time for a configuration reason. Fix anything it flags before continuing.</w:t>
       </w:r>
     </w:p>
     <w:p>
@@ -19435,6 +20000,1975 @@
                 <w:sz w:val="19"/>
               </w:rPr>
               <w:t>ALLOW_FULL_SCAN</w:t>
+            </w:r>
+          </w:p>
+        </w:tc>
+      </w:tr>
+    </w:tbl>
+    <w:p>
+      <w:pPr>
+        <w:spacing w:after="40"/>
+      </w:pPr>
+    </w:p>
+    <w:p>
+      <w:pPr>
+        <w:pStyle w:val="Heading3"/>
+      </w:pPr>
+      <w:r>
+        <w:rPr>
+          <w:color w:val="2E5496"/>
+        </w:rPr>
+        <w:t>14.11 The four validated config files — and what a green preflight promises</w:t>
+      </w:r>
+    </w:p>
+    <w:p>
+      <w:pPr>
+        <w:spacing w:after="120"/>
+      </w:pPr>
+      <w:r>
+        <w:rPr>
+          <w:color w:val="202020"/>
+        </w:rPr>
+        <w:t xml:space="preserve">The connector reads exactly four configuration files, and as of this release </w:t>
+      </w:r>
+      <w:r>
+        <w:rPr>
+          <w:rFonts w:ascii="Consolas" w:hAnsi="Consolas"/>
+          <w:color w:val="202020"/>
+          <w:sz w:val="19"/>
+        </w:rPr>
+        <w:t>validate-config</w:t>
+      </w:r>
+      <w:r>
+        <w:rPr>
+          <w:color w:val="202020"/>
+        </w:rPr>
+        <w:t xml:space="preserve"> validates </w:t>
+      </w:r>
+      <w:r>
+        <w:rPr>
+          <w:b/>
+          <w:color w:val="202020"/>
+        </w:rPr>
+        <w:t>every one of them</w:t>
+      </w:r>
+      <w:r>
+        <w:rPr>
+          <w:color w:val="202020"/>
+        </w:rPr>
+        <w:t>, each with the same loader the crawl itself uses:</w:t>
+      </w:r>
+    </w:p>
+    <w:tbl>
+      <w:tblPr>
+        <w:tblW w:type="auto" w:w="0"/>
+        <w:jc w:val="center"/>
+        <w:tblLayout w:type="fixed"/>
+        <w:tblLook w:firstColumn="1" w:firstRow="1" w:lastColumn="0" w:lastRow="0" w:noHBand="0" w:noVBand="1" w:val="04A0"/>
+        <w:tblBorders>
+          <w:top w:val="single" w:sz="4" w:space="0" w:color="C9D3E3"/>
+          <w:left w:val="single" w:sz="4" w:space="0" w:color="C9D3E3"/>
+          <w:bottom w:val="single" w:sz="4" w:space="0" w:color="C9D3E3"/>
+          <w:right w:val="single" w:sz="4" w:space="0" w:color="C9D3E3"/>
+          <w:insideH w:val="single" w:sz="4" w:space="0" w:color="C9D3E3"/>
+          <w:insideV w:val="single" w:sz="4" w:space="0" w:color="C9D3E3"/>
+        </w:tblBorders>
+      </w:tblPr>
+      <w:tblGrid>
+        <w:gridCol w:w="2500"/>
+        <w:gridCol w:w="4060"/>
+        <w:gridCol w:w="2800"/>
+      </w:tblGrid>
+      <w:tr>
+        <w:tc>
+          <w:tcPr>
+            <w:tcW w:type="dxa" w:w="2500"/>
+            <w:shd w:val="clear" w:color="auto" w:fill="2E5496"/>
+          </w:tcPr>
+          <w:p>
+            <w:r>
+              <w:rPr>
+                <w:b/>
+                <w:color w:val="FFFFFF"/>
+                <w:sz w:val="19"/>
+              </w:rPr>
+              <w:t>File</w:t>
+            </w:r>
+          </w:p>
+        </w:tc>
+        <w:tc>
+          <w:tcPr>
+            <w:tcW w:type="dxa" w:w="4060"/>
+            <w:shd w:val="clear" w:color="auto" w:fill="2E5496"/>
+          </w:tcPr>
+          <w:p>
+            <w:r>
+              <w:rPr>
+                <w:b/>
+                <w:color w:val="FFFFFF"/>
+                <w:sz w:val="19"/>
+              </w:rPr>
+              <w:t>What it configures</w:t>
+            </w:r>
+          </w:p>
+        </w:tc>
+        <w:tc>
+          <w:tcPr>
+            <w:tcW w:type="dxa" w:w="2800"/>
+            <w:shd w:val="clear" w:color="auto" w:fill="2E5496"/>
+          </w:tcPr>
+          <w:p>
+            <w:r>
+              <w:rPr>
+                <w:b/>
+                <w:color w:val="FFFFFF"/>
+                <w:sz w:val="19"/>
+              </w:rPr>
+              <w:t>Validated</w:t>
+            </w:r>
+          </w:p>
+        </w:tc>
+      </w:tr>
+      <w:tr>
+        <w:tc>
+          <w:tcPr>
+            <w:tcW w:type="dxa" w:w="2500"/>
+          </w:tcPr>
+          <w:p>
+            <w:r>
+              <w:rPr>
+                <w:rFonts w:ascii="Consolas" w:hAnsi="Consolas"/>
+                <w:color w:val="202020"/>
+                <w:sz w:val="19"/>
+              </w:rPr>
+              <w:t>config/schema.json</w:t>
+            </w:r>
+          </w:p>
+        </w:tc>
+        <w:tc>
+          <w:tcPr>
+            <w:tcW w:type="dxa" w:w="4060"/>
+          </w:tcPr>
+          <w:p>
+            <w:r>
+              <w:rPr>
+                <w:color w:val="202020"/>
+                <w:sz w:val="19"/>
+              </w:rPr>
+              <w:t>Objects crawled, BDH column → Graph property mapping, ACL mode per object, column policies, coarse-ACL sign-off</w:t>
+            </w:r>
+          </w:p>
+        </w:tc>
+        <w:tc>
+          <w:tcPr>
+            <w:tcW w:type="dxa" w:w="2800"/>
+          </w:tcPr>
+          <w:p>
+            <w:r>
+              <w:rPr>
+                <w:color w:val="202020"/>
+                <w:sz w:val="19"/>
+              </w:rPr>
+              <w:t>Always</w:t>
+            </w:r>
+          </w:p>
+        </w:tc>
+      </w:tr>
+      <w:tr>
+        <w:tc>
+          <w:tcPr>
+            <w:tcW w:type="dxa" w:w="2500"/>
+            <w:shd w:val="clear" w:color="auto" w:fill="F7F9FC"/>
+          </w:tcPr>
+          <w:p>
+            <w:r>
+              <w:rPr>
+                <w:rFonts w:ascii="Consolas" w:hAnsi="Consolas"/>
+                <w:color w:val="202020"/>
+                <w:sz w:val="19"/>
+              </w:rPr>
+              <w:t>config/filters.json</w:t>
+            </w:r>
+          </w:p>
+        </w:tc>
+        <w:tc>
+          <w:tcPr>
+            <w:tcW w:type="dxa" w:w="4060"/>
+            <w:shd w:val="clear" w:color="auto" w:fill="F7F9FC"/>
+          </w:tcPr>
+          <w:p>
+            <w:r>
+              <w:rPr>
+                <w:color w:val="202020"/>
+                <w:sz w:val="19"/>
+              </w:rPr>
+              <w:t>The scale control: partition + record filters (</w:t>
+            </w:r>
+            <w:r>
+              <w:rPr>
+                <w:b/>
+                <w:color w:val="202020"/>
+                <w:sz w:val="19"/>
+              </w:rPr>
+              <w:t>Section 6</w:t>
+            </w:r>
+            <w:r>
+              <w:rPr>
+                <w:color w:val="202020"/>
+                <w:sz w:val="19"/>
+              </w:rPr>
+              <w:t>)</w:t>
+            </w:r>
+          </w:p>
+        </w:tc>
+        <w:tc>
+          <w:tcPr>
+            <w:tcW w:type="dxa" w:w="2800"/>
+            <w:shd w:val="clear" w:color="auto" w:fill="F7F9FC"/>
+          </w:tcPr>
+          <w:p>
+            <w:r>
+              <w:rPr>
+                <w:color w:val="202020"/>
+                <w:sz w:val="19"/>
+              </w:rPr>
+              <w:t>Always; a missing file is a warning — every object then trips the fail-closed guard</w:t>
+            </w:r>
+          </w:p>
+        </w:tc>
+      </w:tr>
+      <w:tr>
+        <w:tc>
+          <w:tcPr>
+            <w:tcW w:type="dxa" w:w="2500"/>
+          </w:tcPr>
+          <w:p>
+            <w:r>
+              <w:rPr>
+                <w:rFonts w:ascii="Consolas" w:hAnsi="Consolas"/>
+                <w:color w:val="202020"/>
+                <w:sz w:val="19"/>
+              </w:rPr>
+              <w:t>config/graph-schema.json</w:t>
+            </w:r>
+          </w:p>
+        </w:tc>
+        <w:tc>
+          <w:tcPr>
+            <w:tcW w:type="dxa" w:w="4060"/>
+          </w:tcPr>
+          <w:p>
+            <w:r>
+              <w:rPr>
+                <w:color w:val="202020"/>
+                <w:sz w:val="19"/>
+              </w:rPr>
+              <w:t xml:space="preserve">The Graph property declarations registered at </w:t>
+            </w:r>
+            <w:r>
+              <w:rPr>
+                <w:rFonts w:ascii="Consolas" w:hAnsi="Consolas"/>
+                <w:color w:val="202020"/>
+                <w:sz w:val="19"/>
+              </w:rPr>
+              <w:t>setup-connection</w:t>
+            </w:r>
+          </w:p>
+        </w:tc>
+        <w:tc>
+          <w:tcPr>
+            <w:tcW w:type="dxa" w:w="2800"/>
+          </w:tcPr>
+          <w:p>
+            <w:r>
+              <w:rPr>
+                <w:color w:val="202020"/>
+                <w:sz w:val="19"/>
+              </w:rPr>
+              <w:t>Always — including the produced-vs-declared cross-check (</w:t>
+            </w:r>
+            <w:r>
+              <w:rPr>
+                <w:b/>
+                <w:color w:val="202020"/>
+                <w:sz w:val="19"/>
+              </w:rPr>
+              <w:t>Section 14.12</w:t>
+            </w:r>
+            <w:r>
+              <w:rPr>
+                <w:color w:val="202020"/>
+                <w:sz w:val="19"/>
+              </w:rPr>
+              <w:t>)</w:t>
+            </w:r>
+          </w:p>
+        </w:tc>
+      </w:tr>
+      <w:tr>
+        <w:tc>
+          <w:tcPr>
+            <w:tcW w:type="dxa" w:w="2500"/>
+            <w:shd w:val="clear" w:color="auto" w:fill="F7F9FC"/>
+          </w:tcPr>
+          <w:p>
+            <w:r>
+              <w:rPr>
+                <w:rFonts w:ascii="Consolas" w:hAnsi="Consolas"/>
+                <w:color w:val="202020"/>
+                <w:sz w:val="19"/>
+              </w:rPr>
+              <w:t>config/classification.json</w:t>
+            </w:r>
+          </w:p>
+        </w:tc>
+        <w:tc>
+          <w:tcPr>
+            <w:tcW w:type="dxa" w:w="4060"/>
+            <w:shd w:val="clear" w:color="auto" w:fill="F7F9FC"/>
+          </w:tcPr>
+          <w:p>
+            <w:r>
+              <w:rPr>
+                <w:color w:val="202020"/>
+                <w:sz w:val="19"/>
+              </w:rPr>
+              <w:t xml:space="preserve">The classification category and pattern set (read on every crawl when </w:t>
+            </w:r>
+            <w:r>
+              <w:rPr>
+                <w:rFonts w:ascii="Consolas" w:hAnsi="Consolas"/>
+                <w:color w:val="202020"/>
+                <w:sz w:val="19"/>
+              </w:rPr>
+              <w:t>CLASSIFICATION=true</w:t>
+            </w:r>
+            <w:r>
+              <w:rPr>
+                <w:color w:val="202020"/>
+                <w:sz w:val="19"/>
+              </w:rPr>
+              <w:t>)</w:t>
+            </w:r>
+          </w:p>
+        </w:tc>
+        <w:tc>
+          <w:tcPr>
+            <w:tcW w:type="dxa" w:w="2800"/>
+            <w:shd w:val="clear" w:color="auto" w:fill="F7F9FC"/>
+          </w:tcPr>
+          <w:p>
+            <w:r>
+              <w:rPr>
+                <w:color w:val="202020"/>
+                <w:sz w:val="19"/>
+              </w:rPr>
+              <w:t>Always when the file exists — whatever the flag says</w:t>
+            </w:r>
+          </w:p>
+        </w:tc>
+      </w:tr>
+    </w:tbl>
+    <w:p>
+      <w:pPr>
+        <w:spacing w:after="40"/>
+      </w:pPr>
+    </w:p>
+    <w:p>
+      <w:pPr>
+        <w:spacing w:after="120"/>
+      </w:pPr>
+      <w:r>
+        <w:rPr>
+          <w:b/>
+          <w:color w:val="202020"/>
+        </w:rPr>
+        <w:t>The operator promise.</w:t>
+      </w:r>
+      <w:r>
+        <w:rPr>
+          <w:color w:val="202020"/>
+        </w:rPr>
+        <w:t xml:space="preserve"> </w:t>
+      </w:r>
+      <w:r>
+        <w:rPr>
+          <w:rFonts w:ascii="Consolas" w:hAnsi="Consolas"/>
+          <w:color w:val="202020"/>
+          <w:sz w:val="19"/>
+        </w:rPr>
+        <w:t>validate-config --strict</w:t>
+      </w:r>
+      <w:r>
+        <w:rPr>
+          <w:color w:val="202020"/>
+        </w:rPr>
+        <w:t xml:space="preserve"> is the deployment gate, and it now carries a precise guarantee: </w:t>
+      </w:r>
+      <w:r>
+        <w:rPr>
+          <w:b/>
+          <w:color w:val="202020"/>
+        </w:rPr>
+        <w:t>a configuration that passes it will not fail at crawl time for a configuration reason.</w:t>
+      </w:r>
+      <w:r>
+        <w:rPr>
+          <w:color w:val="202020"/>
+        </w:rPr>
+        <w:t xml:space="preserve"> Because every file is checked by the loader the crawl calls, there is no class of configuration mistake that preflight blesses and the crawl then discovers. This closed a real class of defect: a </w:t>
+      </w:r>
+      <w:r>
+        <w:rPr>
+          <w:rFonts w:ascii="Consolas" w:hAnsi="Consolas"/>
+          <w:color w:val="202020"/>
+          <w:sz w:val="19"/>
+        </w:rPr>
+        <w:t>classification.json</w:t>
+      </w:r>
+      <w:r>
+        <w:rPr>
+          <w:color w:val="202020"/>
+        </w:rPr>
+        <w:t xml:space="preserve"> that failed only at load time used to pass preflight green and then fail at crawl time with a stack naming neither the file nor the key — and a </w:t>
+      </w:r>
+      <w:r>
+        <w:rPr>
+          <w:rFonts w:ascii="Consolas" w:hAnsi="Consolas"/>
+          <w:color w:val="202020"/>
+          <w:sz w:val="19"/>
+        </w:rPr>
+        <w:t>schema.json</w:t>
+      </w:r>
+      <w:r>
+        <w:rPr>
+          <w:color w:val="202020"/>
+        </w:rPr>
+        <w:t xml:space="preserve"> null shape passed </w:t>
+      </w:r>
+      <w:r>
+        <w:rPr>
+          <w:rFonts w:ascii="Consolas" w:hAnsi="Consolas"/>
+          <w:color w:val="202020"/>
+          <w:sz w:val="19"/>
+        </w:rPr>
+        <w:t>--strict</w:t>
+      </w:r>
+      <w:r>
+        <w:rPr>
+          <w:color w:val="202020"/>
+        </w:rPr>
+        <w:t xml:space="preserve"> with zero errors and zero warnings, then dead-lettered 100% of an object's records at conversion.</w:t>
+      </w:r>
+    </w:p>
+    <w:p>
+      <w:pPr>
+        <w:spacing w:after="120"/>
+      </w:pPr>
+      <w:r>
+        <w:rPr>
+          <w:color w:val="202020"/>
+        </w:rPr>
+        <w:t xml:space="preserve">The </w:t>
+      </w:r>
+      <w:r>
+        <w:rPr>
+          <w:rFonts w:ascii="Consolas" w:hAnsi="Consolas"/>
+          <w:color w:val="202020"/>
+          <w:sz w:val="19"/>
+        </w:rPr>
+        <w:t>--strict</w:t>
+      </w:r>
+      <w:r>
+        <w:rPr>
+          <w:color w:val="202020"/>
+        </w:rPr>
+        <w:t xml:space="preserve"> verdict is also </w:t>
+      </w:r>
+      <w:r>
+        <w:rPr>
+          <w:b/>
+          <w:color w:val="202020"/>
+        </w:rPr>
+        <w:t>flag-invariant</w:t>
+      </w:r>
+      <w:r>
+        <w:rPr>
+          <w:color w:val="202020"/>
+        </w:rPr>
+        <w:t xml:space="preserve">: for any config file that exists, the verdict does not depend on whether </w:t>
+      </w:r>
+      <w:r>
+        <w:rPr>
+          <w:rFonts w:ascii="Consolas" w:hAnsi="Consolas"/>
+          <w:color w:val="202020"/>
+          <w:sz w:val="19"/>
+        </w:rPr>
+        <w:t>CLASSIFICATION</w:t>
+      </w:r>
+      <w:r>
+        <w:rPr>
+          <w:color w:val="202020"/>
+        </w:rPr>
+        <w:t xml:space="preserve"> is on — the flag is what operators flip last, and a green change ticket must not turn into a failing deployment on flag-flip day. The one documented exception is an </w:t>
+      </w:r>
+      <w:r>
+        <w:rPr>
+          <w:b/>
+          <w:color w:val="202020"/>
+        </w:rPr>
+        <w:t>absent</w:t>
+      </w:r>
+      <w:r>
+        <w:rPr>
+          <w:color w:val="202020"/>
+        </w:rPr>
+        <w:t xml:space="preserve"> </w:t>
+      </w:r>
+      <w:r>
+        <w:rPr>
+          <w:rFonts w:ascii="Consolas" w:hAnsi="Consolas"/>
+          <w:color w:val="202020"/>
+          <w:sz w:val="19"/>
+        </w:rPr>
+        <w:t>classification.json</w:t>
+      </w:r>
+      <w:r>
+        <w:rPr>
+          <w:color w:val="202020"/>
+        </w:rPr>
+        <w:t>, which is judged by the flag: with the feature off there is nothing to validate, and enabling the feature means authoring the file as part of that same change.</w:t>
+      </w:r>
+    </w:p>
+    <w:tbl>
+      <w:tblPr>
+        <w:tblW w:type="auto" w:w="0"/>
+        <w:tblLayout w:type="fixed"/>
+        <w:tblLook w:firstColumn="1" w:firstRow="1" w:lastColumn="0" w:lastRow="0" w:noHBand="0" w:noVBand="1" w:val="04A0"/>
+      </w:tblPr>
+      <w:tblGrid>
+        <w:gridCol w:w="9360"/>
+      </w:tblGrid>
+      <w:tr>
+        <w:tc>
+          <w:tcPr>
+            <w:tcW w:type="dxa" w:w="9360"/>
+            <w:shd w:val="clear" w:color="auto" w:fill="EAF0FA"/>
+            <w:tcBorders>
+              <w:top w:val="single" w:sz="4" w:space="0" w:color="2E5496"/>
+              <w:left w:val="single" w:sz="24" w:space="0" w:color="2E5496"/>
+              <w:bottom w:val="single" w:sz="4" w:space="0" w:color="2E5496"/>
+              <w:right w:val="single" w:sz="4" w:space="0" w:color="2E5496"/>
+            </w:tcBorders>
+          </w:tcPr>
+          <w:p>
+            <w:r>
+              <w:rPr>
+                <w:b/>
+                <w:color w:val="2E5496"/>
+              </w:rPr>
+              <w:t xml:space="preserve">Note: </w:t>
+            </w:r>
+            <w:r>
+              <w:rPr>
+                <w:color w:val="202020"/>
+                <w:sz w:val="20"/>
+              </w:rPr>
+              <w:t xml:space="preserve">A JSON </w:t>
+            </w:r>
+            <w:r>
+              <w:rPr>
+                <w:rFonts w:ascii="Consolas" w:hAnsi="Consolas"/>
+                <w:color w:val="202020"/>
+                <w:sz w:val="19"/>
+              </w:rPr>
+              <w:t>null</w:t>
+            </w:r>
+            <w:r>
+              <w:rPr>
+                <w:color w:val="202020"/>
+                <w:sz w:val="20"/>
+              </w:rPr>
+              <w:t xml:space="preserve"> anywhere in </w:t>
+            </w:r>
+            <w:r>
+              <w:rPr>
+                <w:rFonts w:ascii="Consolas" w:hAnsi="Consolas"/>
+                <w:color w:val="202020"/>
+                <w:sz w:val="19"/>
+              </w:rPr>
+              <w:t>schema.json</w:t>
+            </w:r>
+            <w:r>
+              <w:rPr>
+                <w:color w:val="202020"/>
+                <w:sz w:val="20"/>
+              </w:rPr>
+              <w:t xml:space="preserve"> (and in </w:t>
+            </w:r>
+            <w:r>
+              <w:rPr>
+                <w:rFonts w:ascii="Consolas" w:hAnsi="Consolas"/>
+                <w:color w:val="202020"/>
+                <w:sz w:val="19"/>
+              </w:rPr>
+              <w:t>classification.json</w:t>
+            </w:r>
+            <w:r>
+              <w:rPr>
+                <w:color w:val="202020"/>
+                <w:sz w:val="20"/>
+              </w:rPr>
+              <w:t>) is read as that key's EMPTY value, and whether empty is legal is then decided by ordinary validation with an ordinary message naming the object and the key. A value of the wrong TYPE is reported the same way, quoting the JSON path. On the crawl path a config-shaped failure prints that message and exits 2 — never a stack trace; the full record still goes to the run log.</w:t>
+            </w:r>
+          </w:p>
+        </w:tc>
+      </w:tr>
+    </w:tbl>
+    <w:p>
+      <w:pPr>
+        <w:spacing w:after="40"/>
+      </w:pPr>
+    </w:p>
+    <w:p>
+      <w:pPr>
+        <w:pStyle w:val="Heading3"/>
+      </w:pPr>
+      <w:r>
+        <w:rPr>
+          <w:color w:val="2E5496"/>
+        </w:rPr>
+        <w:t>14.12 The graph-schema.json cross-check</w:t>
+      </w:r>
+    </w:p>
+    <w:p>
+      <w:pPr>
+        <w:spacing w:after="120"/>
+      </w:pPr>
+      <w:r>
+        <w:rPr>
+          <w:rFonts w:ascii="Consolas" w:hAnsi="Consolas"/>
+          <w:color w:val="202020"/>
+          <w:sz w:val="19"/>
+        </w:rPr>
+        <w:t>config/graph-schema.json</w:t>
+      </w:r>
+      <w:r>
+        <w:rPr>
+          <w:color w:val="202020"/>
+        </w:rPr>
+        <w:t xml:space="preserve"> must declare every Graph property the object list produces on external items — Graph rejects an item carrying an undeclared property, so a gap here is not a style issue but a configuration that cannot work. </w:t>
+      </w:r>
+      <w:r>
+        <w:rPr>
+          <w:rFonts w:ascii="Consolas" w:hAnsi="Consolas"/>
+          <w:color w:val="202020"/>
+          <w:sz w:val="19"/>
+        </w:rPr>
+        <w:t>validate-config</w:t>
+      </w:r>
+      <w:r>
+        <w:rPr>
+          <w:color w:val="202020"/>
+        </w:rPr>
+        <w:t xml:space="preserve"> now enforces this, in operator terms:</w:t>
+      </w:r>
+    </w:p>
+    <w:p>
+      <w:pPr>
+        <w:pStyle w:val="ListBullet"/>
+        <w:spacing w:after="40"/>
+      </w:pPr>
+      <w:r>
+        <w:rPr>
+          <w:b/>
+          <w:color w:val="202020"/>
+        </w:rPr>
+        <w:t>Produced-but-undeclared is an ERROR</w:t>
+      </w:r>
+      <w:r>
+        <w:rPr>
+          <w:color w:val="202020"/>
+        </w:rPr>
+        <w:t xml:space="preserve">, and the message names each missing property. The produced set is derived by </w:t>
+      </w:r>
+      <w:r>
+        <w:rPr>
+          <w:b/>
+          <w:color w:val="202020"/>
+        </w:rPr>
+        <w:t>executing the production converter itself</w:t>
+      </w:r>
+      <w:r>
+        <w:rPr>
+          <w:color w:val="202020"/>
+        </w:rPr>
+        <w:t xml:space="preserve"> over a synthetic record per object — not from a restated copy of the emission rules, because duplicated rule sets drift. So a </w:t>
+      </w:r>
+      <w:r>
+        <w:rPr>
+          <w:rFonts w:ascii="Consolas" w:hAnsi="Consolas"/>
+          <w:color w:val="202020"/>
+          <w:sz w:val="19"/>
+        </w:rPr>
+        <w:t>drop</w:t>
+      </w:r>
+      <w:r>
+        <w:rPr>
+          <w:color w:val="202020"/>
+        </w:rPr>
+        <w:t xml:space="preserve">ped column emits nothing and needs no declaration; a </w:t>
+      </w:r>
+      <w:r>
+        <w:rPr>
+          <w:rFonts w:ascii="Consolas" w:hAnsi="Consolas"/>
+          <w:color w:val="202020"/>
+          <w:sz w:val="19"/>
+        </w:rPr>
+        <w:t>mask</w:t>
+      </w:r>
+      <w:r>
+        <w:rPr>
+          <w:color w:val="202020"/>
+        </w:rPr>
+        <w:t xml:space="preserve">ed column still emits its property and its declaration is required; a </w:t>
+      </w:r>
+      <w:r>
+        <w:rPr>
+          <w:rFonts w:ascii="Consolas" w:hAnsi="Consolas"/>
+          <w:color w:val="202020"/>
+          <w:sz w:val="19"/>
+        </w:rPr>
+        <w:t>_bdh_</w:t>
+      </w:r>
+      <w:r>
+        <w:rPr>
+          <w:color w:val="202020"/>
+        </w:rPr>
+        <w:t xml:space="preserve"> placeholder routes to the content body and is not a Graph property.</w:t>
+      </w:r>
+    </w:p>
+    <w:p>
+      <w:pPr>
+        <w:pStyle w:val="ListBullet"/>
+        <w:spacing w:after="40"/>
+      </w:pPr>
+      <w:r>
+        <w:rPr>
+          <w:b/>
+          <w:color w:val="202020"/>
+        </w:rPr>
+        <w:t>The seven always-emitted properties</w:t>
+      </w:r>
+      <w:r>
+        <w:rPr>
+          <w:color w:val="202020"/>
+        </w:rPr>
+        <w:t xml:space="preserve"> — </w:t>
+      </w:r>
+      <w:r>
+        <w:rPr>
+          <w:rFonts w:ascii="Consolas" w:hAnsi="Consolas"/>
+          <w:color w:val="202020"/>
+          <w:sz w:val="19"/>
+        </w:rPr>
+        <w:t>ObjectName</w:t>
+      </w:r>
+      <w:r>
+        <w:rPr>
+          <w:color w:val="202020"/>
+        </w:rPr>
+        <w:t xml:space="preserve">, </w:t>
+      </w:r>
+      <w:r>
+        <w:rPr>
+          <w:rFonts w:ascii="Consolas" w:hAnsi="Consolas"/>
+          <w:color w:val="202020"/>
+          <w:sz w:val="19"/>
+        </w:rPr>
+        <w:t>Url</w:t>
+      </w:r>
+      <w:r>
+        <w:rPr>
+          <w:color w:val="202020"/>
+        </w:rPr>
+        <w:t xml:space="preserve">, </w:t>
+      </w:r>
+      <w:r>
+        <w:rPr>
+          <w:rFonts w:ascii="Consolas" w:hAnsi="Consolas"/>
+          <w:color w:val="202020"/>
+          <w:sz w:val="19"/>
+        </w:rPr>
+        <w:t>IconUrl</w:t>
+      </w:r>
+      <w:r>
+        <w:rPr>
+          <w:color w:val="202020"/>
+        </w:rPr>
+        <w:t xml:space="preserve">, </w:t>
+      </w:r>
+      <w:r>
+        <w:rPr>
+          <w:rFonts w:ascii="Consolas" w:hAnsi="Consolas"/>
+          <w:color w:val="202020"/>
+          <w:sz w:val="19"/>
+        </w:rPr>
+        <w:t>SourceSystem</w:t>
+      </w:r>
+      <w:r>
+        <w:rPr>
+          <w:color w:val="202020"/>
+        </w:rPr>
+        <w:t xml:space="preserve">, </w:t>
+      </w:r>
+      <w:r>
+        <w:rPr>
+          <w:rFonts w:ascii="Consolas" w:hAnsi="Consolas"/>
+          <w:color w:val="202020"/>
+          <w:sz w:val="19"/>
+        </w:rPr>
+        <w:t>DataAsOf</w:t>
+      </w:r>
+      <w:r>
+        <w:rPr>
+          <w:color w:val="202020"/>
+        </w:rPr>
+        <w:t xml:space="preserve">, </w:t>
+      </w:r>
+      <w:r>
+        <w:rPr>
+          <w:rFonts w:ascii="Consolas" w:hAnsi="Consolas"/>
+          <w:color w:val="202020"/>
+          <w:sz w:val="19"/>
+        </w:rPr>
+        <w:t>SensitivityLabel</w:t>
+      </w:r>
+      <w:r>
+        <w:rPr>
+          <w:color w:val="202020"/>
+        </w:rPr>
+        <w:t xml:space="preserve">, </w:t>
+      </w:r>
+      <w:r>
+        <w:rPr>
+          <w:rFonts w:ascii="Consolas" w:hAnsi="Consolas"/>
+          <w:color w:val="202020"/>
+          <w:sz w:val="19"/>
+        </w:rPr>
+        <w:t>DetectedCategories</w:t>
+      </w:r>
+      <w:r>
+        <w:rPr>
+          <w:color w:val="202020"/>
+        </w:rPr>
+        <w:t xml:space="preserve"> — must be declared </w:t>
+      </w:r>
+      <w:r>
+        <w:rPr>
+          <w:b/>
+          <w:color w:val="202020"/>
+        </w:rPr>
+        <w:t xml:space="preserve">unconditionally, whether or not </w:t>
+      </w:r>
+      <w:r>
+        <w:rPr>
+          <w:rFonts w:ascii="Consolas" w:hAnsi="Consolas"/>
+          <w:b/>
+          <w:color w:val="202020"/>
+          <w:sz w:val="19"/>
+        </w:rPr>
+        <w:t>CLASSIFICATION</w:t>
+      </w:r>
+      <w:r>
+        <w:rPr>
+          <w:b/>
+          <w:color w:val="202020"/>
+        </w:rPr>
+        <w:t xml:space="preserve"> is on</w:t>
+      </w:r>
+      <w:r>
+        <w:rPr>
+          <w:color w:val="202020"/>
+        </w:rPr>
+        <w:t>. Declaring the classifier's two costs nothing today; discovering them missing on flag-flip day is an incident. (</w:t>
+      </w:r>
+      <w:r>
+        <w:rPr>
+          <w:rFonts w:ascii="Consolas" w:hAnsi="Consolas"/>
+          <w:color w:val="202020"/>
+          <w:sz w:val="19"/>
+        </w:rPr>
+        <w:t>Title</w:t>
+      </w:r>
+      <w:r>
+        <w:rPr>
+          <w:color w:val="202020"/>
+        </w:rPr>
+        <w:t xml:space="preserve"> reaches items through the </w:t>
+      </w:r>
+      <w:r>
+        <w:rPr>
+          <w:rFonts w:ascii="Consolas" w:hAnsi="Consolas"/>
+          <w:color w:val="202020"/>
+          <w:sz w:val="19"/>
+        </w:rPr>
+        <w:t>selectedFields</w:t>
+      </w:r>
+      <w:r>
+        <w:rPr>
+          <w:color w:val="202020"/>
+        </w:rPr>
+        <w:t xml:space="preserve"> mapping; the seven are written outside it.)</w:t>
+      </w:r>
+    </w:p>
+    <w:p>
+      <w:pPr>
+        <w:pStyle w:val="ListBullet"/>
+        <w:spacing w:after="40"/>
+      </w:pPr>
+      <w:r>
+        <w:rPr>
+          <w:b/>
+          <w:color w:val="202020"/>
+        </w:rPr>
+        <w:t>Declared-but-unproduced is a notice, not an error.</w:t>
+      </w:r>
+      <w:r>
+        <w:rPr>
+          <w:color w:val="202020"/>
+        </w:rPr>
+        <w:t xml:space="preserve"> Pre-declaring a property ahead of a rollout is encouraged; the notice simply keeps a one-sided rename visible.</w:t>
+      </w:r>
+    </w:p>
+    <w:p>
+      <w:pPr>
+        <w:pStyle w:val="ListBullet"/>
+        <w:spacing w:after="40"/>
+      </w:pPr>
+      <w:r>
+        <w:rPr>
+          <w:b/>
+          <w:color w:val="202020"/>
+        </w:rPr>
+        <w:t>A degenerate file is a single actionable error</w:t>
+      </w:r>
+      <w:r>
+        <w:rPr>
+          <w:color w:val="202020"/>
+        </w:rPr>
+        <w:t xml:space="preserve"> naming the file — an empty array, malformed JSON, an empty or whitespace-only name, a non-string name, a missing type, or two entries differing only in case. Never a green run, never a raw stack trace, and never double-reported by the drift check on top of the parse finding.</w:t>
+      </w:r>
+    </w:p>
+    <w:tbl>
+      <w:tblPr>
+        <w:tblW w:type="auto" w:w="0"/>
+        <w:tblLayout w:type="fixed"/>
+        <w:tblLook w:firstColumn="1" w:firstRow="1" w:lastColumn="0" w:lastRow="0" w:noHBand="0" w:noVBand="1" w:val="04A0"/>
+      </w:tblPr>
+      <w:tblGrid>
+        <w:gridCol w:w="9360"/>
+      </w:tblGrid>
+      <w:tr>
+        <w:tc>
+          <w:tcPr>
+            <w:tcW w:type="dxa" w:w="9360"/>
+            <w:shd w:val="clear" w:color="auto" w:fill="FBEDD6"/>
+            <w:tcBorders>
+              <w:top w:val="single" w:sz="4" w:space="0" w:color="C77700"/>
+              <w:left w:val="single" w:sz="24" w:space="0" w:color="C77700"/>
+              <w:bottom w:val="single" w:sz="4" w:space="0" w:color="C77700"/>
+              <w:right w:val="single" w:sz="4" w:space="0" w:color="C77700"/>
+            </w:tcBorders>
+          </w:tcPr>
+          <w:p>
+            <w:r>
+              <w:rPr>
+                <w:b/>
+                <w:color w:val="C77700"/>
+              </w:rPr>
+              <w:t xml:space="preserve">Important: </w:t>
+            </w:r>
+            <w:r>
+              <w:rPr>
+                <w:b/>
+                <w:color w:val="202020"/>
+                <w:sz w:val="20"/>
+              </w:rPr>
+              <w:t>What remains OPEN for this check — stated plainly.</w:t>
+            </w:r>
+            <w:r>
+              <w:rPr>
+                <w:color w:val="202020"/>
+                <w:sz w:val="20"/>
+              </w:rPr>
+              <w:t xml:space="preserve"> (1) </w:t>
+            </w:r>
+            <w:r>
+              <w:rPr>
+                <w:b/>
+                <w:color w:val="202020"/>
+                <w:sz w:val="20"/>
+              </w:rPr>
+              <w:t>Identically-padded property names pass preflight</w:t>
+            </w:r>
+            <w:r>
+              <w:rPr>
+                <w:color w:val="202020"/>
+                <w:sz w:val="20"/>
+              </w:rPr>
+              <w:t xml:space="preserve">: two </w:t>
+            </w:r>
+            <w:r>
+              <w:rPr>
+                <w:rFonts w:ascii="Consolas" w:hAnsi="Consolas"/>
+                <w:color w:val="202020"/>
+                <w:sz w:val="19"/>
+              </w:rPr>
+              <w:t>graph-schema.json</w:t>
+            </w:r>
+            <w:r>
+              <w:rPr>
+                <w:color w:val="202020"/>
+                <w:sz w:val="20"/>
+              </w:rPr>
+              <w:t xml:space="preserve"> entries that differ only in surrounding whitespace (</w:t>
+            </w:r>
+            <w:r>
+              <w:rPr>
+                <w:rFonts w:ascii="Consolas" w:hAnsi="Consolas"/>
+                <w:color w:val="202020"/>
+                <w:sz w:val="19"/>
+              </w:rPr>
+              <w:t>"Title"</w:t>
+            </w:r>
+            <w:r>
+              <w:rPr>
+                <w:color w:val="202020"/>
+                <w:sz w:val="20"/>
+              </w:rPr>
+              <w:t xml:space="preserve"> and </w:t>
+            </w:r>
+            <w:r>
+              <w:rPr>
+                <w:rFonts w:ascii="Consolas" w:hAnsi="Consolas"/>
+                <w:color w:val="202020"/>
+                <w:sz w:val="19"/>
+              </w:rPr>
+              <w:t>" Title "</w:t>
+            </w:r>
+            <w:r>
+              <w:rPr>
+                <w:color w:val="202020"/>
+                <w:sz w:val="20"/>
+              </w:rPr>
+              <w:t xml:space="preserve">) are treated as distinct declarations, so the padded one draws at most a declared-but-unproduced notice, not an error. Microsoft Graph then rejects the invalid name </w:t>
+            </w:r>
+            <w:r>
+              <w:rPr>
+                <w:b/>
+                <w:color w:val="202020"/>
+                <w:sz w:val="20"/>
+              </w:rPr>
+              <w:t>loudly at connection registration</w:t>
+            </w:r>
+            <w:r>
+              <w:rPr>
+                <w:color w:val="202020"/>
+                <w:sz w:val="20"/>
+              </w:rPr>
+              <w:t xml:space="preserve"> (</w:t>
+            </w:r>
+            <w:r>
+              <w:rPr>
+                <w:rFonts w:ascii="Consolas" w:hAnsi="Consolas"/>
+                <w:color w:val="202020"/>
+                <w:sz w:val="19"/>
+              </w:rPr>
+              <w:t>setup-connection</w:t>
+            </w:r>
+            <w:r>
+              <w:rPr>
+                <w:color w:val="202020"/>
+                <w:sz w:val="20"/>
+              </w:rPr>
+              <w:t xml:space="preserve">) — a visible failure before any crawl, not a silent one. (2) </w:t>
+            </w:r>
+            <w:r>
+              <w:rPr>
+                <w:b/>
+                <w:color w:val="202020"/>
+                <w:sz w:val="20"/>
+              </w:rPr>
+              <w:t>The cross-check is preflight-only</w:t>
+            </w:r>
+            <w:r>
+              <w:rPr>
+                <w:color w:val="202020"/>
+                <w:sz w:val="20"/>
+              </w:rPr>
+              <w:t>: there is no crawl-time write-path enforcement in the connector, so a schema defect that slips past preflight surfaces as Graph rejecting the affected items at push — loud, and dead-lettered per item — rather than as a connector-side block.</w:t>
+            </w:r>
+          </w:p>
+        </w:tc>
+      </w:tr>
+    </w:tbl>
+    <w:p>
+      <w:pPr>
+        <w:spacing w:after="40"/>
+      </w:pPr>
+    </w:p>
+    <w:p>
+      <w:pPr>
+        <w:pStyle w:val="Heading3"/>
+      </w:pPr>
+      <w:r>
+        <w:rPr>
+          <w:color w:val="2E5496"/>
+        </w:rPr>
+        <w:t>14.13 Column policies — per-column drop/mask, and the collision rules</w:t>
+      </w:r>
+    </w:p>
+    <w:p>
+      <w:pPr>
+        <w:spacing w:after="120"/>
+      </w:pPr>
+      <w:r>
+        <w:rPr>
+          <w:rFonts w:ascii="Consolas" w:hAnsi="Consolas"/>
+          <w:color w:val="202020"/>
+          <w:sz w:val="19"/>
+        </w:rPr>
+        <w:t>columnPolicies</w:t>
+      </w:r>
+      <w:r>
+        <w:rPr>
+          <w:color w:val="202020"/>
+        </w:rPr>
+        <w:t xml:space="preserve">, set per object in </w:t>
+      </w:r>
+      <w:r>
+        <w:rPr>
+          <w:rFonts w:ascii="Consolas" w:hAnsi="Consolas"/>
+          <w:color w:val="202020"/>
+          <w:sz w:val="19"/>
+        </w:rPr>
+        <w:t>config/schema.json</w:t>
+      </w:r>
+      <w:r>
+        <w:rPr>
+          <w:color w:val="202020"/>
+        </w:rPr>
+        <w:t xml:space="preserve"> (BDH column → </w:t>
+      </w:r>
+      <w:r>
+        <w:rPr>
+          <w:rFonts w:ascii="Consolas" w:hAnsi="Consolas"/>
+          <w:color w:val="202020"/>
+          <w:sz w:val="19"/>
+        </w:rPr>
+        <w:t>drop</w:t>
+      </w:r>
+      <w:r>
+        <w:rPr>
+          <w:color w:val="202020"/>
+        </w:rPr>
+        <w:t xml:space="preserve"> | </w:t>
+      </w:r>
+      <w:r>
+        <w:rPr>
+          <w:rFonts w:ascii="Consolas" w:hAnsi="Consolas"/>
+          <w:color w:val="202020"/>
+          <w:sz w:val="19"/>
+        </w:rPr>
+        <w:t>mask</w:t>
+      </w:r>
+      <w:r>
+        <w:rPr>
+          <w:color w:val="202020"/>
+        </w:rPr>
+        <w:t>), is the column-level restriction mechanism: the object's coarse ACL decides who may see a record, a column policy decides which of its columns reach the index at all. Before it existed, sensitivity was per-object only — there was no way to say "index this record but not its compensation figure".</w:t>
+      </w:r>
+    </w:p>
+    <w:tbl>
+      <w:tblPr>
+        <w:tblW w:type="auto" w:w="0"/>
+        <w:jc w:val="center"/>
+        <w:tblLayout w:type="fixed"/>
+        <w:tblLook w:firstColumn="1" w:firstRow="1" w:lastColumn="0" w:lastRow="0" w:noHBand="0" w:noVBand="1" w:val="04A0"/>
+        <w:tblBorders>
+          <w:top w:val="single" w:sz="4" w:space="0" w:color="C9D3E3"/>
+          <w:left w:val="single" w:sz="4" w:space="0" w:color="C9D3E3"/>
+          <w:bottom w:val="single" w:sz="4" w:space="0" w:color="C9D3E3"/>
+          <w:right w:val="single" w:sz="4" w:space="0" w:color="C9D3E3"/>
+          <w:insideH w:val="single" w:sz="4" w:space="0" w:color="C9D3E3"/>
+          <w:insideV w:val="single" w:sz="4" w:space="0" w:color="C9D3E3"/>
+        </w:tblBorders>
+      </w:tblPr>
+      <w:tblGrid>
+        <w:gridCol w:w="1600"/>
+        <w:gridCol w:w="7760"/>
+      </w:tblGrid>
+      <w:tr>
+        <w:tc>
+          <w:tcPr>
+            <w:tcW w:type="dxa" w:w="1600"/>
+            <w:shd w:val="clear" w:color="auto" w:fill="2E5496"/>
+          </w:tcPr>
+          <w:p>
+            <w:r>
+              <w:rPr>
+                <w:b/>
+                <w:color w:val="FFFFFF"/>
+                <w:sz w:val="19"/>
+              </w:rPr>
+              <w:t>Action</w:t>
+            </w:r>
+          </w:p>
+        </w:tc>
+        <w:tc>
+          <w:tcPr>
+            <w:tcW w:type="dxa" w:w="7760"/>
+            <w:shd w:val="clear" w:color="auto" w:fill="2E5496"/>
+          </w:tcPr>
+          <w:p>
+            <w:r>
+              <w:rPr>
+                <w:b/>
+                <w:color w:val="FFFFFF"/>
+                <w:sz w:val="19"/>
+              </w:rPr>
+              <w:t>Effect</w:t>
+            </w:r>
+          </w:p>
+        </w:tc>
+      </w:tr>
+      <w:tr>
+        <w:tc>
+          <w:tcPr>
+            <w:tcW w:type="dxa" w:w="1600"/>
+          </w:tcPr>
+          <w:p>
+            <w:r>
+              <w:rPr>
+                <w:rFonts w:ascii="Consolas" w:hAnsi="Consolas"/>
+                <w:color w:val="202020"/>
+                <w:sz w:val="19"/>
+              </w:rPr>
+              <w:t>drop</w:t>
+            </w:r>
+          </w:p>
+        </w:tc>
+        <w:tc>
+          <w:tcPr>
+            <w:tcW w:type="dxa" w:w="7760"/>
+          </w:tcPr>
+          <w:p>
+            <w:r>
+              <w:rPr>
+                <w:color w:val="202020"/>
+                <w:sz w:val="19"/>
+              </w:rPr>
+              <w:t>The column is never emitted — no Graph property, no content-body line, no title text. Neither its name nor its value reaches the index.</w:t>
+            </w:r>
+          </w:p>
+        </w:tc>
+      </w:tr>
+      <w:tr>
+        <w:tc>
+          <w:tcPr>
+            <w:tcW w:type="dxa" w:w="1600"/>
+            <w:shd w:val="clear" w:color="auto" w:fill="F7F9FC"/>
+          </w:tcPr>
+          <w:p>
+            <w:r>
+              <w:rPr>
+                <w:rFonts w:ascii="Consolas" w:hAnsi="Consolas"/>
+                <w:color w:val="202020"/>
+                <w:sz w:val="19"/>
+              </w:rPr>
+              <w:t>mask</w:t>
+            </w:r>
+          </w:p>
+        </w:tc>
+        <w:tc>
+          <w:tcPr>
+            <w:tcW w:type="dxa" w:w="7760"/>
+            <w:shd w:val="clear" w:color="auto" w:fill="F7F9FC"/>
+          </w:tcPr>
+          <w:p>
+            <w:r>
+              <w:rPr>
+                <w:color w:val="202020"/>
+                <w:sz w:val="19"/>
+              </w:rPr>
+              <w:t xml:space="preserve">The property name and content key are kept; the value is replaced with </w:t>
+            </w:r>
+            <w:r>
+              <w:rPr>
+                <w:rFonts w:ascii="Consolas" w:hAnsi="Consolas"/>
+                <w:color w:val="202020"/>
+                <w:sz w:val="19"/>
+              </w:rPr>
+              <w:t>[RESTRICTED]</w:t>
+            </w:r>
+            <w:r>
+              <w:rPr>
+                <w:color w:val="202020"/>
+                <w:sz w:val="19"/>
+              </w:rPr>
+              <w:t xml:space="preserve"> (the source value is never read). The key is kept even for an empty value, so the item's shape does not reveal whether a restricted field was populated.</w:t>
+            </w:r>
+          </w:p>
+        </w:tc>
+      </w:tr>
+    </w:tbl>
+    <w:p>
+      <w:pPr>
+        <w:spacing w:after="40"/>
+      </w:pPr>
+    </w:p>
+    <w:p>
+      <w:pPr>
+        <w:spacing w:after="120"/>
+      </w:pPr>
+      <w:r>
+        <w:rPr>
+          <w:color w:val="202020"/>
+        </w:rPr>
+        <w:t xml:space="preserve">Enforcement covers </w:t>
+      </w:r>
+      <w:r>
+        <w:rPr>
+          <w:b/>
+          <w:color w:val="202020"/>
+        </w:rPr>
+        <w:t>both</w:t>
+      </w:r>
+      <w:r>
+        <w:rPr>
+          <w:color w:val="202020"/>
+        </w:rPr>
+        <w:t xml:space="preserve"> conversion passes — the Graph property loop and the searchable content-body loop — plus the content title line, which reads </w:t>
+      </w:r>
+      <w:r>
+        <w:rPr>
+          <w:rFonts w:ascii="Consolas" w:hAnsi="Consolas"/>
+          <w:color w:val="202020"/>
+          <w:sz w:val="19"/>
+        </w:rPr>
+        <w:t>Name</w:t>
+      </w:r>
+      <w:r>
+        <w:rPr>
+          <w:color w:val="202020"/>
+        </w:rPr>
+        <w:t xml:space="preserve"> outside both (</w:t>
+      </w:r>
+      <w:r>
+        <w:rPr>
+          <w:rFonts w:ascii="Consolas" w:hAnsi="Consolas"/>
+          <w:color w:val="202020"/>
+          <w:sz w:val="19"/>
+        </w:rPr>
+        <w:t>drop</w:t>
+      </w:r>
+      <w:r>
+        <w:rPr>
+          <w:color w:val="202020"/>
+        </w:rPr>
+        <w:t xml:space="preserve"> falls back to the record id; </w:t>
+      </w:r>
+      <w:r>
+        <w:rPr>
+          <w:rFonts w:ascii="Consolas" w:hAnsi="Consolas"/>
+          <w:color w:val="202020"/>
+          <w:sz w:val="19"/>
+        </w:rPr>
+        <w:t>mask</w:t>
+      </w:r>
+      <w:r>
+        <w:rPr>
+          <w:color w:val="202020"/>
+        </w:rPr>
+        <w:t xml:space="preserve"> emits the marker). Column matching is case-insensitive, as BDH column lookup is. An absent or empty </w:t>
+      </w:r>
+      <w:r>
+        <w:rPr>
+          <w:rFonts w:ascii="Consolas" w:hAnsi="Consolas"/>
+          <w:color w:val="202020"/>
+          <w:sz w:val="19"/>
+        </w:rPr>
+        <w:t>columnPolicies</w:t>
+      </w:r>
+      <w:r>
+        <w:rPr>
+          <w:color w:val="202020"/>
+        </w:rPr>
+        <w:t xml:space="preserve"> leaves conversion byte-identical to a config without the key.</w:t>
+      </w:r>
+    </w:p>
+    <w:p>
+      <w:pPr>
+        <w:spacing w:after="120"/>
+      </w:pPr>
+      <w:r>
+        <w:rPr>
+          <w:b/>
+          <w:color w:val="202020"/>
+        </w:rPr>
+        <w:t>The collision rules.</w:t>
+      </w:r>
+      <w:r>
+        <w:rPr>
+          <w:color w:val="202020"/>
+        </w:rPr>
+        <w:t xml:space="preserve"> Every policy shape that would make </w:t>
+      </w:r>
+      <w:r>
+        <w:rPr>
+          <w:rFonts w:ascii="Consolas" w:hAnsi="Consolas"/>
+          <w:color w:val="202020"/>
+          <w:sz w:val="19"/>
+        </w:rPr>
+        <w:t>validate-config</w:t>
+      </w:r>
+      <w:r>
+        <w:rPr>
+          <w:color w:val="202020"/>
+        </w:rPr>
+        <w:t>'s report untrue is rejected at config load rather than silently half-applied:</w:t>
+      </w:r>
+    </w:p>
+    <w:p>
+      <w:pPr>
+        <w:pStyle w:val="ListBullet"/>
+        <w:spacing w:after="40"/>
+      </w:pPr>
+      <w:r>
+        <w:rPr>
+          <w:b/>
+          <w:color w:val="202020"/>
+        </w:rPr>
+        <w:t>The seven always-emitted properties are protected in BOTH directions</w:t>
+      </w:r>
+      <w:r>
+        <w:rPr>
+          <w:color w:val="202020"/>
+        </w:rPr>
+        <w:t xml:space="preserve"> (</w:t>
+      </w:r>
+      <w:r>
+        <w:rPr>
+          <w:b/>
+          <w:color w:val="202020"/>
+        </w:rPr>
+        <w:t>Section 14.12</w:t>
+      </w:r>
+      <w:r>
+        <w:rPr>
+          <w:color w:val="202020"/>
+        </w:rPr>
+        <w:t xml:space="preserve"> lists them). A </w:t>
+      </w:r>
+      <w:r>
+        <w:rPr>
+          <w:rFonts w:ascii="Consolas" w:hAnsi="Consolas"/>
+          <w:color w:val="202020"/>
+          <w:sz w:val="19"/>
+        </w:rPr>
+        <w:t>columnPolicies</w:t>
+      </w:r>
+      <w:r>
+        <w:rPr>
+          <w:color w:val="202020"/>
+        </w:rPr>
+        <w:t xml:space="preserve"> entry on a column *named after* one of the seven is rejected — the policy would apply to the column while a populated property of that name still rode on every item, so preflight would print </w:t>
+      </w:r>
+      <w:r>
+        <w:rPr>
+          <w:rFonts w:ascii="Consolas" w:hAnsi="Consolas"/>
+          <w:color w:val="202020"/>
+          <w:sz w:val="19"/>
+        </w:rPr>
+        <w:t>dropped=[Url]</w:t>
+      </w:r>
+      <w:r>
+        <w:rPr>
+          <w:color w:val="202020"/>
+        </w:rPr>
+        <w:t xml:space="preserve"> over a report that could not be read as true. And a </w:t>
+      </w:r>
+      <w:r>
+        <w:rPr>
+          <w:rFonts w:ascii="Consolas" w:hAnsi="Consolas"/>
+          <w:color w:val="202020"/>
+          <w:sz w:val="19"/>
+        </w:rPr>
+        <w:t>selectedFields</w:t>
+      </w:r>
+      <w:r>
+        <w:rPr>
+          <w:color w:val="202020"/>
+        </w:rPr>
+        <w:t xml:space="preserve"> column *mapped onto* one of the seven is rejected — the mapping loop runs after the standard properties are set, so it silently overwrote them (a column mapped onto </w:t>
+      </w:r>
+      <w:r>
+        <w:rPr>
+          <w:rFonts w:ascii="Consolas" w:hAnsi="Consolas"/>
+          <w:color w:val="202020"/>
+          <w:sz w:val="19"/>
+        </w:rPr>
+        <w:t>Url</w:t>
+      </w:r>
+      <w:r>
+        <w:rPr>
+          <w:color w:val="202020"/>
+        </w:rPr>
+        <w:t xml:space="preserve"> deleted the deep link from every item, preflight green). Matching is case-insensitive </w:t>
+      </w:r>
+      <w:r>
+        <w:rPr>
+          <w:b/>
+          <w:color w:val="202020"/>
+        </w:rPr>
+        <w:t>and trimmed</w:t>
+      </w:r>
+      <w:r>
+        <w:rPr>
+          <w:color w:val="202020"/>
+        </w:rPr>
+        <w:t>, in both directions.</w:t>
+      </w:r>
+    </w:p>
+    <w:p>
+      <w:pPr>
+        <w:pStyle w:val="ListBullet"/>
+        <w:spacing w:after="40"/>
+      </w:pPr>
+      <w:r>
+        <w:rPr>
+          <w:b/>
+          <w:color w:val="202020"/>
+        </w:rPr>
+        <w:t xml:space="preserve">Two </w:t>
+      </w:r>
+      <w:r>
+        <w:rPr>
+          <w:rFonts w:ascii="Consolas" w:hAnsi="Consolas"/>
+          <w:b/>
+          <w:color w:val="202020"/>
+          <w:sz w:val="19"/>
+        </w:rPr>
+        <w:t>selectedFields</w:t>
+      </w:r>
+      <w:r>
+        <w:rPr>
+          <w:b/>
+          <w:color w:val="202020"/>
+        </w:rPr>
+        <w:t xml:space="preserve"> columns mapped to the same Graph property are rejected</w:t>
+      </w:r>
+      <w:r>
+        <w:rPr>
+          <w:color w:val="202020"/>
+        </w:rPr>
+        <w:t xml:space="preserve"> — only one value can occupy the property, the winner was dictionary-order luck, and any </w:t>
+      </w:r>
+      <w:r>
+        <w:rPr>
+          <w:rFonts w:ascii="Consolas" w:hAnsi="Consolas"/>
+          <w:color w:val="202020"/>
+          <w:sz w:val="19"/>
+        </w:rPr>
+        <w:t>drop</w:t>
+      </w:r>
+      <w:r>
+        <w:rPr>
+          <w:color w:val="202020"/>
+        </w:rPr>
+        <w:t>/</w:t>
+      </w:r>
+      <w:r>
+        <w:rPr>
+          <w:rFonts w:ascii="Consolas" w:hAnsi="Consolas"/>
+          <w:color w:val="202020"/>
+          <w:sz w:val="19"/>
+        </w:rPr>
+        <w:t>mask</w:t>
+      </w:r>
+      <w:r>
+        <w:rPr>
+          <w:color w:val="202020"/>
+        </w:rPr>
+        <w:t xml:space="preserve"> protecting the loser was reported as applied while restricting nothing.</w:t>
+      </w:r>
+    </w:p>
+    <w:p>
+      <w:pPr>
+        <w:pStyle w:val="ListBullet"/>
+        <w:spacing w:after="40"/>
+      </w:pPr>
+      <w:r>
+        <w:rPr>
+          <w:b/>
+          <w:color w:val="202020"/>
+        </w:rPr>
+        <w:t xml:space="preserve">A policy on the identity column </w:t>
+      </w:r>
+      <w:r>
+        <w:rPr>
+          <w:rFonts w:ascii="Consolas" w:hAnsi="Consolas"/>
+          <w:b/>
+          <w:color w:val="202020"/>
+          <w:sz w:val="19"/>
+        </w:rPr>
+        <w:t>Id</w:t>
+      </w:r>
+      <w:r>
+        <w:rPr>
+          <w:b/>
+          <w:color w:val="202020"/>
+        </w:rPr>
+        <w:t xml:space="preserve"> is rejected.</w:t>
+      </w:r>
+      <w:r>
+        <w:rPr>
+          <w:color w:val="202020"/>
+        </w:rPr>
+        <w:t xml:space="preserve"> The id reaches the index by routes no policy can gate — </w:t>
+      </w:r>
+      <w:r>
+        <w:rPr>
+          <w:rFonts w:ascii="Consolas" w:hAnsi="Consolas"/>
+          <w:color w:val="202020"/>
+          <w:sz w:val="19"/>
+        </w:rPr>
+        <w:t>externalItem.id</w:t>
+      </w:r>
+      <w:r>
+        <w:rPr>
+          <w:color w:val="202020"/>
+        </w:rPr>
+        <w:t xml:space="preserve">, the </w:t>
+      </w:r>
+      <w:r>
+        <w:rPr>
+          <w:rFonts w:ascii="Consolas" w:hAnsi="Consolas"/>
+          <w:color w:val="202020"/>
+          <w:sz w:val="19"/>
+        </w:rPr>
+        <w:t>Url</w:t>
+      </w:r>
+      <w:r>
+        <w:rPr>
+          <w:color w:val="202020"/>
+        </w:rPr>
+        <w:t xml:space="preserve"> deep link, the content-title fallback — and inventory, deletion sync, the dead-letter queue and </w:t>
+      </w:r>
+      <w:r>
+        <w:rPr>
+          <w:rFonts w:ascii="Consolas" w:hAnsi="Consolas"/>
+          <w:color w:val="202020"/>
+          <w:sz w:val="19"/>
+        </w:rPr>
+        <w:t>retry-failed</w:t>
+      </w:r>
+      <w:r>
+        <w:rPr>
+          <w:color w:val="202020"/>
+        </w:rPr>
+        <w:t xml:space="preserve"> all key on it. The error names the surviving routes and the real alternatives: remove the column from </w:t>
+      </w:r>
+      <w:r>
+        <w:rPr>
+          <w:rFonts w:ascii="Consolas" w:hAnsi="Consolas"/>
+          <w:color w:val="202020"/>
+          <w:sz w:val="19"/>
+        </w:rPr>
+        <w:t>selectedFields</w:t>
+      </w:r>
+      <w:r>
+        <w:rPr>
+          <w:color w:val="202020"/>
+        </w:rPr>
+        <w:t xml:space="preserve">, narrow the </w:t>
+      </w:r>
+      <w:r>
+        <w:rPr>
+          <w:rFonts w:ascii="Consolas" w:hAnsi="Consolas"/>
+          <w:color w:val="202020"/>
+          <w:sz w:val="19"/>
+        </w:rPr>
+        <w:t>aclMode</w:t>
+      </w:r>
+      <w:r>
+        <w:rPr>
+          <w:color w:val="202020"/>
+        </w:rPr>
+        <w:t>, or filter the record out.</w:t>
+      </w:r>
+    </w:p>
+    <w:p>
+      <w:pPr>
+        <w:pStyle w:val="ListBullet"/>
+        <w:spacing w:after="40"/>
+      </w:pPr>
+      <w:r>
+        <w:rPr>
+          <w:b/>
+          <w:color w:val="202020"/>
+        </w:rPr>
+        <w:t>A policy on a column named after ANOTHER column's Graph property is rejected</w:t>
+      </w:r>
+      <w:r>
+        <w:rPr>
+          <w:color w:val="202020"/>
+        </w:rPr>
+        <w:t xml:space="preserve"> — the config would print </w:t>
+      </w:r>
+      <w:r>
+        <w:rPr>
+          <w:rFonts w:ascii="Consolas" w:hAnsi="Consolas"/>
+          <w:color w:val="202020"/>
+          <w:sz w:val="19"/>
+        </w:rPr>
+        <w:t>dropped=[RecordId]</w:t>
+      </w:r>
+      <w:r>
+        <w:rPr>
+          <w:color w:val="202020"/>
+        </w:rPr>
+        <w:t xml:space="preserve"> while a fully populated Graph property called </w:t>
+      </w:r>
+      <w:r>
+        <w:rPr>
+          <w:rFonts w:ascii="Consolas" w:hAnsi="Consolas"/>
+          <w:color w:val="202020"/>
+          <w:sz w:val="19"/>
+        </w:rPr>
+        <w:t>RecordId</w:t>
+      </w:r>
+      <w:r>
+        <w:rPr>
+          <w:color w:val="202020"/>
+        </w:rPr>
+        <w:t xml:space="preserve"> kept reaching the index from a different column.</w:t>
+      </w:r>
+    </w:p>
+    <w:p>
+      <w:pPr>
+        <w:pStyle w:val="ListBullet"/>
+        <w:spacing w:after="40"/>
+      </w:pPr>
+      <w:r>
+        <w:rPr>
+          <w:b/>
+          <w:color w:val="202020"/>
+        </w:rPr>
+        <w:t xml:space="preserve">An unknown action, a policy naming a column not in that object's </w:t>
+      </w:r>
+      <w:r>
+        <w:rPr>
+          <w:rFonts w:ascii="Consolas" w:hAnsi="Consolas"/>
+          <w:b/>
+          <w:color w:val="202020"/>
+          <w:sz w:val="19"/>
+        </w:rPr>
+        <w:t>selectedFields</w:t>
+      </w:r>
+      <w:r>
+        <w:rPr>
+          <w:b/>
+          <w:color w:val="202020"/>
+        </w:rPr>
+        <w:t>, or two policy keys differing only in case</w:t>
+      </w:r>
+      <w:r>
+        <w:rPr>
+          <w:color w:val="202020"/>
+        </w:rPr>
+        <w:t xml:space="preserve"> all fail config load — a policy that silently restricts nothing is worse than none.</w:t>
+      </w:r>
+    </w:p>
+    <w:tbl>
+      <w:tblPr>
+        <w:tblW w:type="auto" w:w="0"/>
+        <w:tblLayout w:type="fixed"/>
+        <w:tblLook w:firstColumn="1" w:firstRow="1" w:lastColumn="0" w:lastRow="0" w:noHBand="0" w:noVBand="1" w:val="04A0"/>
+      </w:tblPr>
+      <w:tblGrid>
+        <w:gridCol w:w="9360"/>
+      </w:tblGrid>
+      <w:tr>
+        <w:tc>
+          <w:tcPr>
+            <w:tcW w:type="dxa" w:w="9360"/>
+            <w:shd w:val="clear" w:color="auto" w:fill="EAF0FA"/>
+            <w:tcBorders>
+              <w:top w:val="single" w:sz="4" w:space="0" w:color="2E5496"/>
+              <w:left w:val="single" w:sz="24" w:space="0" w:color="2E5496"/>
+              <w:bottom w:val="single" w:sz="4" w:space="0" w:color="2E5496"/>
+              <w:right w:val="single" w:sz="4" w:space="0" w:color="2E5496"/>
+            </w:tcBorders>
+          </w:tcPr>
+          <w:p>
+            <w:r>
+              <w:rPr>
+                <w:b/>
+                <w:color w:val="2E5496"/>
+              </w:rPr>
+              <w:t xml:space="preserve">Note: </w:t>
+            </w:r>
+            <w:r>
+              <w:rPr>
+                <w:rFonts w:ascii="Consolas" w:hAnsi="Consolas"/>
+                <w:color w:val="202020"/>
+                <w:sz w:val="19"/>
+              </w:rPr>
+              <w:t>validate-config</w:t>
+            </w:r>
+            <w:r>
+              <w:rPr>
+                <w:color w:val="202020"/>
+                <w:sz w:val="20"/>
+              </w:rPr>
+              <w:t xml:space="preserve"> prints a </w:t>
+            </w:r>
+            <w:r>
+              <w:rPr>
+                <w:rFonts w:ascii="Consolas" w:hAnsi="Consolas"/>
+                <w:color w:val="202020"/>
+                <w:sz w:val="19"/>
+              </w:rPr>
+              <w:t>POSTURE:</w:t>
+            </w:r>
+            <w:r>
+              <w:rPr>
+                <w:color w:val="202020"/>
+                <w:sz w:val="20"/>
+              </w:rPr>
+              <w:t xml:space="preserve"> line per object with the dropped and masked counts and column names — and states explicitly when NO object restricts any column. One shape is a WARNING rather than an error: masking a column whose Graph property is declared non-</w:t>
+            </w:r>
+            <w:r>
+              <w:rPr>
+                <w:rFonts w:ascii="Consolas" w:hAnsi="Consolas"/>
+                <w:color w:val="202020"/>
+                <w:sz w:val="19"/>
+              </w:rPr>
+              <w:t>String</w:t>
+            </w:r>
+            <w:r>
+              <w:rPr>
+                <w:color w:val="202020"/>
+                <w:sz w:val="20"/>
+              </w:rPr>
+              <w:t xml:space="preserve"> (the marker is a string, so Graph would reject every such item — use </w:t>
+            </w:r>
+            <w:r>
+              <w:rPr>
+                <w:rFonts w:ascii="Consolas" w:hAnsi="Consolas"/>
+                <w:color w:val="202020"/>
+                <w:sz w:val="19"/>
+              </w:rPr>
+              <w:t>drop</w:t>
+            </w:r>
+            <w:r>
+              <w:rPr>
+                <w:color w:val="202020"/>
+                <w:sz w:val="20"/>
+              </w:rPr>
+              <w:t xml:space="preserve">, or redeclare the property as </w:t>
+            </w:r>
+            <w:r>
+              <w:rPr>
+                <w:rFonts w:ascii="Consolas" w:hAnsi="Consolas"/>
+                <w:color w:val="202020"/>
+                <w:sz w:val="19"/>
+              </w:rPr>
+              <w:t>String</w:t>
+            </w:r>
+            <w:r>
+              <w:rPr>
+                <w:color w:val="202020"/>
+                <w:sz w:val="20"/>
+              </w:rPr>
+              <w:t xml:space="preserve">). Column policies interlock with the cross-check in </w:t>
+            </w:r>
+            <w:r>
+              <w:rPr>
+                <w:b/>
+                <w:color w:val="202020"/>
+                <w:sz w:val="20"/>
+              </w:rPr>
+              <w:t>Section 14.12</w:t>
+            </w:r>
+            <w:r>
+              <w:rPr>
+                <w:color w:val="202020"/>
+                <w:sz w:val="20"/>
+              </w:rPr>
+              <w:t xml:space="preserve"> — a </w:t>
+            </w:r>
+            <w:r>
+              <w:rPr>
+                <w:rFonts w:ascii="Consolas" w:hAnsi="Consolas"/>
+                <w:color w:val="202020"/>
+                <w:sz w:val="19"/>
+              </w:rPr>
+              <w:t>drop</w:t>
+            </w:r>
+            <w:r>
+              <w:rPr>
+                <w:color w:val="202020"/>
+                <w:sz w:val="20"/>
+              </w:rPr>
+              <w:t xml:space="preserve">ped column's property needs no declaration (leaving it declared is a harmless notice); a </w:t>
+            </w:r>
+            <w:r>
+              <w:rPr>
+                <w:rFonts w:ascii="Consolas" w:hAnsi="Consolas"/>
+                <w:color w:val="202020"/>
+                <w:sz w:val="19"/>
+              </w:rPr>
+              <w:t>mask</w:t>
+            </w:r>
+            <w:r>
+              <w:rPr>
+                <w:color w:val="202020"/>
+                <w:sz w:val="20"/>
+              </w:rPr>
+              <w:t xml:space="preserve">ed column's declaration is still required. Dead-letter payloads are already covered: even under </w:t>
+            </w:r>
+            <w:r>
+              <w:rPr>
+                <w:rFonts w:ascii="Consolas" w:hAnsi="Consolas"/>
+                <w:color w:val="202020"/>
+                <w:sz w:val="19"/>
+              </w:rPr>
+              <w:t>DEADLETTER_PAYLOAD_MODE=full</w:t>
+            </w:r>
+            <w:r>
+              <w:rPr>
+                <w:color w:val="202020"/>
+                <w:sz w:val="20"/>
+              </w:rPr>
+              <w:t xml:space="preserve"> the stored body is the CONVERTED item, so a dropped column is absent and a masked one carries </w:t>
+            </w:r>
+            <w:r>
+              <w:rPr>
+                <w:rFonts w:ascii="Consolas" w:hAnsi="Consolas"/>
+                <w:color w:val="202020"/>
+                <w:sz w:val="19"/>
+              </w:rPr>
+              <w:t>[RESTRICTED]</w:t>
+            </w:r>
+            <w:r>
+              <w:rPr>
+                <w:color w:val="202020"/>
+                <w:sz w:val="20"/>
+              </w:rPr>
+              <w:t>.</w:t>
             </w:r>
           </w:p>
         </w:tc>

--- a/Operator_Guides/05_Hadoop_BDH_Connector_Guide.docx
+++ b/Operator_Guides/05_Hadoop_BDH_Connector_Guide.docx
@@ -1438,20 +1438,18 @@
         <w:rPr>
           <w:color w:val="202020"/>
         </w:rPr>
-        <w:t xml:space="preserve"> prints — instead of a stack trace. The automated test count rose from 702 to </w:t>
+        <w:t xml:space="preserve"> prints — instead of a stack trace. The automated test count rose from 702 to 988.</w:t>
       </w:r>
       <w:r>
         <w:rPr>
           <w:b/>
           <w:color w:val="202020"/>
         </w:rPr>
-        <w:t>981</w:t>
-      </w:r>
-      <w:r>
-        <w:rPr>
-          <w:color w:val="202020"/>
-        </w:rPr>
-        <w:t>.</w:t>
+      </w:r>
+      <w:r>
+        <w:rPr>
+          <w:color w:val="202020"/>
+        </w:rPr>
       </w:r>
     </w:p>
     <w:p>
@@ -3341,7 +3339,7 @@
                 <w:color w:val="202020"/>
                 <w:sz w:val="19"/>
               </w:rPr>
-              <w:t>Built on .NET 10; 981 automated tests</w:t>
+              <w:t>Built on .NET 10; 988 automated tests</w:t>
             </w:r>
           </w:p>
         </w:tc>

--- a/Operator_Guides/05_Hadoop_BDH_Connector_Guide.docx
+++ b/Operator_Guides/05_Hadoop_BDH_Connector_Guide.docx
@@ -1964,7 +1964,7 @@
                 <w:color w:val="202020"/>
                 <w:sz w:val="19"/>
               </w:rPr>
-              <w:t>SensitivityLabel</w:t>
+              <w:t>advisorySensitivity</w:t>
             </w:r>
             <w:r>
               <w:rPr>
@@ -5835,7 +5835,7 @@
                 <w:color w:val="202020"/>
                 <w:sz w:val="19"/>
               </w:rPr>
-              <w:t>SensitivityLabel</w:t>
+              <w:t>advisorySensitivity</w:t>
             </w:r>
             <w:r>
               <w:rPr>
@@ -18989,7 +18989,7 @@
                 <w:color w:val="202020"/>
                 <w:sz w:val="19"/>
               </w:rPr>
-              <w:t>SensitivityLabel</w:t>
+              <w:t>advisorySensitivity</w:t>
             </w:r>
             <w:r>
               <w:rPr>
@@ -20840,7 +20840,7 @@
           <w:color w:val="202020"/>
           <w:sz w:val="19"/>
         </w:rPr>
-        <w:t>SensitivityLabel</w:t>
+        <w:t>advisorySensitivity</w:t>
       </w:r>
       <w:r>
         <w:rPr>
@@ -23218,7 +23218,7 @@
           <w:color w:val="202020"/>
           <w:sz w:val="19"/>
         </w:rPr>
-        <w:t>SensitivityLabel</w:t>
+        <w:t>advisorySensitivity</w:t>
       </w:r>
       <w:r>
         <w:rPr>
